--- a/docs/Reporte de defectos v1 — PrestaShop.docx
+++ b/docs/Reporte de defectos v1 — PrestaShop.docx
@@ -4870,7 +4870,7 @@
                 <w:sz w:val="18"/>
                 <w:szCs w:val="18"/>
               </w:rPr>
-              <w:t xml:space="preserve">Cuando el cliente corrige la cantidad en el carrito, la tienda puede guardarle 10 veces más unidades de las que escribió y no le avisa. Si no lo nota en el resumen, paga de más y luego pide una devolución o deja de confiar en la tienda. Se recomienda corregir el campo antes de cualquier campaña de ventas.</w:t>
+              <w:t xml:space="preserve">Si el cliente corrige la cantidad en el carrito, la tienda le puede guardar 10 veces más unidades de las que escribió, sin avisarle. Si no lo ve en el resumen, paga de más. Conviene arreglarlo antes de la próxima campaña de ventas.</w:t>
             </w:r>
           </w:p>
         </w:tc>
@@ -5174,6 +5174,327 @@
                 <w:szCs w:val="18"/>
               </w:rPr>
               <w:t xml:space="preserve">Repetí los pasos del reporte ya mejorado en una instancia nueva de la demo y obtuve de nuevo 17 unidades al escribir 7.</w:t>
+            </w:r>
+          </w:p>
+        </w:tc>
+      </w:tr>
+    </w:tbl>
+    <w:p>
+      <w:pPr>
+        <w:spacing w:after="100"/>
+      </w:pPr>
+    </w:p>
+    <w:p>
+      <w:pPr>
+        <w:pStyle w:val="Ttulo1"/>
+        <w:pBdr>
+          <w:bottom w:val="single" w:sz="8" w:space="4" w:color="00B1DF"/>
+        </w:pBdr>
+        <w:spacing w:before="320" w:after="140"/>
+      </w:pPr>
+      <w:r>
+        <w:rPr>
+          <w:b/>
+          <w:bCs/>
+          <w:color w:val="000000"/>
+          <w:sz w:val="30"/>
+          <w:szCs w:val="30"/>
+        </w:rPr>
+        <w:t xml:space="preserve">5. Registro en Jira</w:t>
+      </w:r>
+    </w:p>
+    <w:p>
+      <w:pPr>
+        <w:spacing w:after="120" w:line="300" w:lineRule="auto"/>
+      </w:pPr>
+      <w:r>
+        <w:rPr/>
+        <w:t xml:space="preserve">Los 5 defectos están en el </w:t>
+      </w:r>
+      <w:hyperlink r:id="rIdL1">
+        <w:r>
+          <w:rPr>
+            <w:color w:val="0B69C7"/>
+            <w:u w:val="single"/>
+          </w:rPr>
+          <w:t xml:space="preserve">proyecto PS de Jira</w:t>
+        </w:r>
+      </w:hyperlink>
+      <w:r>
+        <w:rPr/>
+        <w:t xml:space="preserve">, dentro de PS Sprint 1 (14 al 28 de octubre de 2026), junto con los 12 casos del carrito. Los defectos siguen en «Por hacer» porque nadie los ha corregido todavía.</w:t>
+      </w:r>
+    </w:p>
+    <w:tbl>
+      <w:tblPr>
+        <w:tblW w:w="9360" w:type="dxa"/>
+        <w:tblLayout w:type="fixed"/>
+        <w:tblCellMar>
+          <w:left w:w="10" w:type="dxa"/>
+          <w:right w:w="10" w:type="dxa"/>
+        </w:tblCellMar>
+        <w:tblLook w:val="04A0" w:firstRow="1" w:lastRow="0" w:firstColumn="1" w:lastColumn="0" w:noHBand="0" w:noVBand="1"/>
+      </w:tblPr>
+      <w:tblGrid>
+        <w:gridCol w:w="3600"/>
+        <w:gridCol w:w="5760"/>
+      </w:tblGrid>
+      <w:tr>
+        <w:trPr>
+          <w:tblHeader/>
+        </w:trPr>
+        <w:tc>
+          <w:tcPr>
+            <w:tcW w:w="3600" w:type="dxa"/>
+            <w:tcBorders>
+              <w:top w:val="single" w:sz="4" w:space="0" w:color="C9CFD4"/>
+              <w:left w:val="single" w:sz="4" w:space="0" w:color="C9CFD4"/>
+              <w:bottom w:val="single" w:sz="4" w:space="0" w:color="C9CFD4"/>
+              <w:right w:val="single" w:sz="4" w:space="0" w:color="C9CFD4"/>
+            </w:tcBorders>
+            <w:shd w:val="clear" w:color="auto" w:fill="00B1DF"/>
+            <w:tcMar>
+              <w:top w:w="70" w:type="dxa"/>
+              <w:left w:w="100" w:type="dxa"/>
+              <w:bottom w:w="70" w:type="dxa"/>
+              <w:right w:w="100" w:type="dxa"/>
+            </w:tcMar>
+          </w:tcPr>
+          <w:p>
+            <w:pPr>
+              <w:spacing w:after="30"/>
+            </w:pPr>
+            <w:r>
+              <w:rPr>
+                <w:b/>
+                <w:bCs/>
+                <w:color w:val="FFFFFF"/>
+                <w:sz w:val="18"/>
+                <w:szCs w:val="18"/>
+              </w:rPr>
+              <w:t xml:space="preserve">Captura</w:t>
+            </w:r>
+          </w:p>
+        </w:tc>
+        <w:tc>
+          <w:tcPr>
+            <w:tcW w:w="5760" w:type="dxa"/>
+            <w:tcBorders>
+              <w:top w:val="single" w:sz="4" w:space="0" w:color="C9CFD4"/>
+              <w:left w:val="single" w:sz="4" w:space="0" w:color="C9CFD4"/>
+              <w:bottom w:val="single" w:sz="4" w:space="0" w:color="C9CFD4"/>
+              <w:right w:val="single" w:sz="4" w:space="0" w:color="C9CFD4"/>
+            </w:tcBorders>
+            <w:shd w:val="clear" w:color="auto" w:fill="00B1DF"/>
+            <w:tcMar>
+              <w:top w:w="70" w:type="dxa"/>
+              <w:left w:w="100" w:type="dxa"/>
+              <w:bottom w:w="70" w:type="dxa"/>
+              <w:right w:w="100" w:type="dxa"/>
+            </w:tcMar>
+          </w:tcPr>
+          <w:p>
+            <w:pPr>
+              <w:spacing w:after="30"/>
+            </w:pPr>
+            <w:r>
+              <w:rPr>
+                <w:b/>
+                <w:bCs/>
+                <w:color w:val="FFFFFF"/>
+                <w:sz w:val="18"/>
+                <w:szCs w:val="18"/>
+              </w:rPr>
+              <w:t xml:space="preserve">Qué muestra</w:t>
+            </w:r>
+          </w:p>
+        </w:tc>
+      </w:tr>
+      <w:tr>
+        <w:trPr>
+          <w:cantSplit/>
+        </w:trPr>
+        <w:tc>
+          <w:tcPr>
+            <w:tcW w:w="3600" w:type="dxa"/>
+            <w:tcBorders>
+              <w:top w:val="single" w:sz="4" w:space="0" w:color="C9CFD4"/>
+              <w:left w:val="single" w:sz="4" w:space="0" w:color="C9CFD4"/>
+              <w:bottom w:val="single" w:sz="4" w:space="0" w:color="C9CFD4"/>
+              <w:right w:val="single" w:sz="4" w:space="0" w:color="C9CFD4"/>
+            </w:tcBorders>
+            <w:tcMar>
+              <w:top w:w="70" w:type="dxa"/>
+              <w:left w:w="100" w:type="dxa"/>
+              <w:bottom w:w="70" w:type="dxa"/>
+              <w:right w:w="100" w:type="dxa"/>
+            </w:tcMar>
+          </w:tcPr>
+          <w:p>
+            <w:pPr>
+              <w:spacing w:after="30"/>
+            </w:pPr>
+            <w:r>
+              <w:rPr>
+                <w:sz w:val="18"/>
+                <w:szCs w:val="18"/>
+              </w:rPr>
+              <w:t xml:space="preserve">docs/evidencias/JIRA-01-tablero-sprint-1.png</w:t>
+            </w:r>
+          </w:p>
+        </w:tc>
+        <w:tc>
+          <w:tcPr>
+            <w:tcW w:w="5760" w:type="dxa"/>
+            <w:tcBorders>
+              <w:top w:val="single" w:sz="4" w:space="0" w:color="C9CFD4"/>
+              <w:left w:val="single" w:sz="4" w:space="0" w:color="C9CFD4"/>
+              <w:bottom w:val="single" w:sz="4" w:space="0" w:color="C9CFD4"/>
+              <w:right w:val="single" w:sz="4" w:space="0" w:color="C9CFD4"/>
+            </w:tcBorders>
+            <w:tcMar>
+              <w:top w:w="70" w:type="dxa"/>
+              <w:left w:w="100" w:type="dxa"/>
+              <w:bottom w:w="70" w:type="dxa"/>
+              <w:right w:w="100" w:type="dxa"/>
+            </w:tcMar>
+          </w:tcPr>
+          <w:p>
+            <w:pPr>
+              <w:spacing w:after="30"/>
+            </w:pPr>
+            <w:r>
+              <w:rPr>
+                <w:sz w:val="18"/>
+                <w:szCs w:val="18"/>
+              </w:rPr>
+              <w:t xml:space="preserve">Tablero del sprint: 5 defectos en Por hacer, 4 casos en Pasó y 8 en Falló.</w:t>
+            </w:r>
+          </w:p>
+        </w:tc>
+      </w:tr>
+      <w:tr>
+        <w:trPr>
+          <w:cantSplit/>
+        </w:trPr>
+        <w:tc>
+          <w:tcPr>
+            <w:tcW w:w="3600" w:type="dxa"/>
+            <w:tcBorders>
+              <w:top w:val="single" w:sz="4" w:space="0" w:color="C9CFD4"/>
+              <w:left w:val="single" w:sz="4" w:space="0" w:color="C9CFD4"/>
+              <w:bottom w:val="single" w:sz="4" w:space="0" w:color="C9CFD4"/>
+              <w:right w:val="single" w:sz="4" w:space="0" w:color="C9CFD4"/>
+            </w:tcBorders>
+            <w:tcMar>
+              <w:top w:w="70" w:type="dxa"/>
+              <w:left w:w="100" w:type="dxa"/>
+              <w:bottom w:w="70" w:type="dxa"/>
+              <w:right w:w="100" w:type="dxa"/>
+            </w:tcMar>
+          </w:tcPr>
+          <w:p>
+            <w:pPr>
+              <w:spacing w:after="30"/>
+            </w:pPr>
+            <w:r>
+              <w:rPr>
+                <w:sz w:val="18"/>
+                <w:szCs w:val="18"/>
+              </w:rPr>
+              <w:t xml:space="preserve">docs/evidencias/JIRA-02-backlog-sprint-1.png</w:t>
+            </w:r>
+          </w:p>
+        </w:tc>
+        <w:tc>
+          <w:tcPr>
+            <w:tcW w:w="5760" w:type="dxa"/>
+            <w:tcBorders>
+              <w:top w:val="single" w:sz="4" w:space="0" w:color="C9CFD4"/>
+              <w:left w:val="single" w:sz="4" w:space="0" w:color="C9CFD4"/>
+              <w:bottom w:val="single" w:sz="4" w:space="0" w:color="C9CFD4"/>
+              <w:right w:val="single" w:sz="4" w:space="0" w:color="C9CFD4"/>
+            </w:tcBorders>
+            <w:tcMar>
+              <w:top w:w="70" w:type="dxa"/>
+              <w:left w:w="100" w:type="dxa"/>
+              <w:bottom w:w="70" w:type="dxa"/>
+              <w:right w:w="100" w:type="dxa"/>
+            </w:tcMar>
+          </w:tcPr>
+          <w:p>
+            <w:pPr>
+              <w:spacing w:after="30"/>
+            </w:pPr>
+            <w:r>
+              <w:rPr>
+                <w:sz w:val="18"/>
+                <w:szCs w:val="18"/>
+              </w:rPr>
+              <w:t xml:space="preserve">Las 17 incidencias del sprint (PS-3 a PS-19) con su estado y su epic.</w:t>
+            </w:r>
+          </w:p>
+        </w:tc>
+      </w:tr>
+      <w:tr>
+        <w:trPr>
+          <w:cantSplit/>
+        </w:trPr>
+        <w:tc>
+          <w:tcPr>
+            <w:tcW w:w="3600" w:type="dxa"/>
+            <w:tcBorders>
+              <w:top w:val="single" w:sz="4" w:space="0" w:color="C9CFD4"/>
+              <w:left w:val="single" w:sz="4" w:space="0" w:color="C9CFD4"/>
+              <w:bottom w:val="single" w:sz="4" w:space="0" w:color="C9CFD4"/>
+              <w:right w:val="single" w:sz="4" w:space="0" w:color="C9CFD4"/>
+            </w:tcBorders>
+            <w:tcMar>
+              <w:top w:w="70" w:type="dxa"/>
+              <w:left w:w="100" w:type="dxa"/>
+              <w:bottom w:w="70" w:type="dxa"/>
+              <w:right w:w="100" w:type="dxa"/>
+            </w:tcMar>
+          </w:tcPr>
+          <w:p>
+            <w:pPr>
+              <w:spacing w:after="30"/>
+            </w:pPr>
+            <w:r>
+              <w:rPr>
+                <w:sz w:val="18"/>
+                <w:szCs w:val="18"/>
+              </w:rPr>
+              <w:t xml:space="preserve">docs/evidencias/JIRA-03-defecto-PS-4.png</w:t>
+            </w:r>
+          </w:p>
+        </w:tc>
+        <w:tc>
+          <w:tcPr>
+            <w:tcW w:w="5760" w:type="dxa"/>
+            <w:tcBorders>
+              <w:top w:val="single" w:sz="4" w:space="0" w:color="C9CFD4"/>
+              <w:left w:val="single" w:sz="4" w:space="0" w:color="C9CFD4"/>
+              <w:bottom w:val="single" w:sz="4" w:space="0" w:color="C9CFD4"/>
+              <w:right w:val="single" w:sz="4" w:space="0" w:color="C9CFD4"/>
+            </w:tcBorders>
+            <w:tcMar>
+              <w:top w:w="70" w:type="dxa"/>
+              <w:left w:w="100" w:type="dxa"/>
+              <w:bottom w:w="70" w:type="dxa"/>
+              <w:right w:w="100" w:type="dxa"/>
+            </w:tcMar>
+          </w:tcPr>
+          <w:p>
+            <w:pPr>
+              <w:spacing w:after="30"/>
+            </w:pPr>
+            <w:r>
+              <w:rPr>
+                <w:sz w:val="18"/>
+                <w:szCs w:val="18"/>
+              </w:rPr>
+              <w:t xml:space="preserve">Detalle de DEF-02 (PS-4): severidad, pasos, esperado, obtenido, etiquetas y captura adjunta.</w:t>
             </w:r>
           </w:p>
         </w:tc>

--- a/docs/Reporte de defectos v1 — PrestaShop.docx
+++ b/docs/Reporte de defectos v1 — PrestaShop.docx
@@ -102,26 +102,24 @@
                 <w:sz w:val="20"/>
                 <w:szCs w:val="20"/>
               </w:rPr>
-              <w:t xml:space="preserve">5 defectos</w:t>
+              <w:t xml:space="preserve">7 defectos</w:t>
             </w:r>
             <w:r>
               <w:rPr>
                 <w:sz w:val="20"/>
                 <w:szCs w:val="20"/>
               </w:rPr>
-              <w:t xml:space="preserve"> del carrito y del checkout: 2 funcionales (DEF-01 y DEF-02) y 3 de accesibilidad (A11Y-01 a A11Y-03). Todos se reprodujeron en la demo y están registrados en Jira: </w:t>
-            </w:r>
-            <w:hyperlink r:id="rIdL1">
-              <w:r>
-                <w:rPr>
-                  <w:color w:val="0B69C7"/>
-                  <w:sz w:val="20"/>
-                  <w:szCs w:val="20"/>
-                  <w:u w:val="single"/>
-                </w:rPr>
-                <w:t xml:space="preserve">tablero del proyecto PS</w:t>
-              </w:r>
-            </w:hyperlink>
+              <w:t xml:space="preserve"> del registro, del carrito y del checkout: 4 funcionales (DEF-01 a DEF-04) y 3 de accesibilidad (A11Y-01 a A11Y-03). Los 5 primeros se reprodujeron en la demo y están registrados en Jira: tablero del proyecto PS. DEF-03 y DEF-04 salieron de la sesión exploratoria 1 del 21 de octubre de 2026 y están </w:t>
+            </w:r>
+            <w:r>
+              <w:rPr>
+                <w:b/>
+                <w:bCs/>
+                <w:sz w:val="20"/>
+                <w:szCs w:val="20"/>
+              </w:rPr>
+              <w:t xml:space="preserve">por registrar</w:t>
+            </w:r>
             <w:r>
               <w:rPr>
                 <w:sz w:val="20"/>
@@ -279,7 +277,7 @@
                 <w:sz w:val="18"/>
                 <w:szCs w:val="18"/>
               </w:rPr>
-              <w:t xml:space="preserve">19 de octubre de 2026</w:t>
+              <w:t xml:space="preserve">19 de octubre de 2026 · actualizado el 21 de octubre de 2026 con DEF-03 y DEF-04</w:t>
             </w:r>
           </w:p>
         </w:tc>
@@ -345,7 +343,7 @@
                 <w:sz w:val="18"/>
                 <w:szCs w:val="18"/>
               </w:rPr>
-              <w:t xml:space="preserve">Hummingbird printed t-shirt, talla S, color blanco (€22.94; stock 300; compra mínima 1)</w:t>
+              <w:t xml:space="preserve">Hummingbird printed t-shirt, talla S, color blanco (€22.94; stock 300; compra mínima 1). Registro: formulario «Create an account».</w:t>
             </w:r>
           </w:p>
         </w:tc>
@@ -1207,6 +1205,422 @@
                 <w:sz w:val="18"/>
                 <w:szCs w:val="18"/>
               </w:rPr>
+              <w:t xml:space="preserve">DEF-03</w:t>
+            </w:r>
+          </w:p>
+        </w:tc>
+        <w:tc>
+          <w:tcPr>
+            <w:tcW w:w="3460" w:type="dxa"/>
+            <w:tcBorders>
+              <w:top w:val="single" w:sz="4" w:space="0" w:color="C9CFD4"/>
+              <w:left w:val="single" w:sz="4" w:space="0" w:color="C9CFD4"/>
+              <w:bottom w:val="single" w:sz="4" w:space="0" w:color="C9CFD4"/>
+              <w:right w:val="single" w:sz="4" w:space="0" w:color="C9CFD4"/>
+            </w:tcBorders>
+            <w:tcMar>
+              <w:top w:w="70" w:type="dxa"/>
+              <w:left w:w="100" w:type="dxa"/>
+              <w:bottom w:w="70" w:type="dxa"/>
+              <w:right w:w="100" w:type="dxa"/>
+            </w:tcMar>
+          </w:tcPr>
+          <w:p>
+            <w:pPr>
+              <w:spacing w:after="30"/>
+            </w:pPr>
+            <w:r>
+              <w:rPr>
+                <w:sz w:val="18"/>
+                <w:szCs w:val="18"/>
+              </w:rPr>
+              <w:t xml:space="preserve">Un correo que termina en «@» provoca un error 500 en el registro</w:t>
+            </w:r>
+          </w:p>
+        </w:tc>
+        <w:tc>
+          <w:tcPr>
+            <w:tcW w:w="1250" w:type="dxa"/>
+            <w:tcBorders>
+              <w:top w:val="single" w:sz="4" w:space="0" w:color="C9CFD4"/>
+              <w:left w:val="single" w:sz="4" w:space="0" w:color="C9CFD4"/>
+              <w:bottom w:val="single" w:sz="4" w:space="0" w:color="C9CFD4"/>
+              <w:right w:val="single" w:sz="4" w:space="0" w:color="C9CFD4"/>
+            </w:tcBorders>
+            <w:tcMar>
+              <w:top w:w="70" w:type="dxa"/>
+              <w:left w:w="100" w:type="dxa"/>
+              <w:bottom w:w="70" w:type="dxa"/>
+              <w:right w:w="100" w:type="dxa"/>
+            </w:tcMar>
+          </w:tcPr>
+          <w:p>
+            <w:pPr>
+              <w:spacing w:after="30"/>
+            </w:pPr>
+            <w:r>
+              <w:rPr>
+                <w:sz w:val="18"/>
+                <w:szCs w:val="18"/>
+              </w:rPr>
+              <w:t xml:space="preserve">Media</w:t>
+            </w:r>
+          </w:p>
+        </w:tc>
+        <w:tc>
+          <w:tcPr>
+            <w:tcW w:w="1150" w:type="dxa"/>
+            <w:tcBorders>
+              <w:top w:val="single" w:sz="4" w:space="0" w:color="C9CFD4"/>
+              <w:left w:val="single" w:sz="4" w:space="0" w:color="C9CFD4"/>
+              <w:bottom w:val="single" w:sz="4" w:space="0" w:color="C9CFD4"/>
+              <w:right w:val="single" w:sz="4" w:space="0" w:color="C9CFD4"/>
+            </w:tcBorders>
+            <w:tcMar>
+              <w:top w:w="70" w:type="dxa"/>
+              <w:left w:w="100" w:type="dxa"/>
+              <w:bottom w:w="70" w:type="dxa"/>
+              <w:right w:w="100" w:type="dxa"/>
+            </w:tcMar>
+          </w:tcPr>
+          <w:p>
+            <w:pPr>
+              <w:spacing w:after="30"/>
+            </w:pPr>
+            <w:r>
+              <w:rPr>
+                <w:sz w:val="18"/>
+                <w:szCs w:val="18"/>
+              </w:rPr>
+              <w:t xml:space="preserve">Baja</w:t>
+            </w:r>
+          </w:p>
+        </w:tc>
+        <w:tc>
+          <w:tcPr>
+            <w:tcW w:w="900" w:type="dxa"/>
+            <w:tcBorders>
+              <w:top w:val="single" w:sz="4" w:space="0" w:color="C9CFD4"/>
+              <w:left w:val="single" w:sz="4" w:space="0" w:color="C9CFD4"/>
+              <w:bottom w:val="single" w:sz="4" w:space="0" w:color="C9CFD4"/>
+              <w:right w:val="single" w:sz="4" w:space="0" w:color="C9CFD4"/>
+            </w:tcBorders>
+            <w:tcMar>
+              <w:top w:w="70" w:type="dxa"/>
+              <w:left w:w="100" w:type="dxa"/>
+              <w:bottom w:w="70" w:type="dxa"/>
+              <w:right w:w="100" w:type="dxa"/>
+            </w:tcMar>
+          </w:tcPr>
+          <w:p>
+            <w:pPr>
+              <w:spacing w:after="30"/>
+            </w:pPr>
+            <w:r>
+              <w:rPr>
+                <w:sz w:val="18"/>
+                <w:szCs w:val="18"/>
+              </w:rPr>
+              <w:t xml:space="preserve">Nuevo</w:t>
+            </w:r>
+          </w:p>
+        </w:tc>
+        <w:tc>
+          <w:tcPr>
+            <w:tcW w:w="700" w:type="dxa"/>
+            <w:tcBorders>
+              <w:top w:val="single" w:sz="4" w:space="0" w:color="C9CFD4"/>
+              <w:left w:val="single" w:sz="4" w:space="0" w:color="C9CFD4"/>
+              <w:bottom w:val="single" w:sz="4" w:space="0" w:color="C9CFD4"/>
+              <w:right w:val="single" w:sz="4" w:space="0" w:color="C9CFD4"/>
+            </w:tcBorders>
+            <w:tcMar>
+              <w:top w:w="70" w:type="dxa"/>
+              <w:left w:w="100" w:type="dxa"/>
+              <w:bottom w:w="70" w:type="dxa"/>
+              <w:right w:w="100" w:type="dxa"/>
+            </w:tcMar>
+          </w:tcPr>
+          <w:p>
+            <w:pPr>
+              <w:spacing w:after="30"/>
+            </w:pPr>
+            <w:r>
+              <w:rPr>
+                <w:sz w:val="18"/>
+                <w:szCs w:val="18"/>
+              </w:rPr>
+              <w:t xml:space="preserve">R6</w:t>
+            </w:r>
+          </w:p>
+        </w:tc>
+        <w:tc>
+          <w:tcPr>
+            <w:tcW w:w="900" w:type="dxa"/>
+            <w:tcBorders>
+              <w:top w:val="single" w:sz="4" w:space="0" w:color="C9CFD4"/>
+              <w:left w:val="single" w:sz="4" w:space="0" w:color="C9CFD4"/>
+              <w:bottom w:val="single" w:sz="4" w:space="0" w:color="C9CFD4"/>
+              <w:right w:val="single" w:sz="4" w:space="0" w:color="C9CFD4"/>
+            </w:tcBorders>
+            <w:tcMar>
+              <w:top w:w="70" w:type="dxa"/>
+              <w:left w:w="100" w:type="dxa"/>
+              <w:bottom w:w="70" w:type="dxa"/>
+              <w:right w:w="100" w:type="dxa"/>
+            </w:tcMar>
+          </w:tcPr>
+          <w:p>
+            <w:pPr>
+              <w:spacing w:after="30"/>
+            </w:pPr>
+            <w:r>
+              <w:rPr>
+                <w:sz w:val="18"/>
+                <w:szCs w:val="18"/>
+              </w:rPr>
+              <w:t xml:space="preserve">Por registrar</w:t>
+            </w:r>
+          </w:p>
+        </w:tc>
+      </w:tr>
+      <w:tr>
+        <w:trPr>
+          <w:cantSplit/>
+        </w:trPr>
+        <w:tc>
+          <w:tcPr>
+            <w:tcW w:w="1000" w:type="dxa"/>
+            <w:tcBorders>
+              <w:top w:val="single" w:sz="4" w:space="0" w:color="C9CFD4"/>
+              <w:left w:val="single" w:sz="4" w:space="0" w:color="C9CFD4"/>
+              <w:bottom w:val="single" w:sz="4" w:space="0" w:color="C9CFD4"/>
+              <w:right w:val="single" w:sz="4" w:space="0" w:color="C9CFD4"/>
+            </w:tcBorders>
+            <w:tcMar>
+              <w:top w:w="70" w:type="dxa"/>
+              <w:left w:w="100" w:type="dxa"/>
+              <w:bottom w:w="70" w:type="dxa"/>
+              <w:right w:w="100" w:type="dxa"/>
+            </w:tcMar>
+          </w:tcPr>
+          <w:p>
+            <w:pPr>
+              <w:spacing w:after="30"/>
+            </w:pPr>
+            <w:r>
+              <w:rPr>
+                <w:sz w:val="18"/>
+                <w:szCs w:val="18"/>
+              </w:rPr>
+              <w:t xml:space="preserve">DEF-04</w:t>
+            </w:r>
+          </w:p>
+        </w:tc>
+        <w:tc>
+          <w:tcPr>
+            <w:tcW w:w="3460" w:type="dxa"/>
+            <w:tcBorders>
+              <w:top w:val="single" w:sz="4" w:space="0" w:color="C9CFD4"/>
+              <w:left w:val="single" w:sz="4" w:space="0" w:color="C9CFD4"/>
+              <w:bottom w:val="single" w:sz="4" w:space="0" w:color="C9CFD4"/>
+              <w:right w:val="single" w:sz="4" w:space="0" w:color="C9CFD4"/>
+            </w:tcBorders>
+            <w:tcMar>
+              <w:top w:w="70" w:type="dxa"/>
+              <w:left w:w="100" w:type="dxa"/>
+              <w:bottom w:w="70" w:type="dxa"/>
+              <w:right w:w="100" w:type="dxa"/>
+            </w:tcMar>
+          </w:tcPr>
+          <w:p>
+            <w:pPr>
+              <w:spacing w:after="30"/>
+            </w:pPr>
+            <w:r>
+              <w:rPr>
+                <w:sz w:val="18"/>
+                <w:szCs w:val="18"/>
+              </w:rPr>
+              <w:t xml:space="preserve">Una fecha de nacimiento futura da un mensaje de formato</w:t>
+            </w:r>
+          </w:p>
+        </w:tc>
+        <w:tc>
+          <w:tcPr>
+            <w:tcW w:w="1250" w:type="dxa"/>
+            <w:tcBorders>
+              <w:top w:val="single" w:sz="4" w:space="0" w:color="C9CFD4"/>
+              <w:left w:val="single" w:sz="4" w:space="0" w:color="C9CFD4"/>
+              <w:bottom w:val="single" w:sz="4" w:space="0" w:color="C9CFD4"/>
+              <w:right w:val="single" w:sz="4" w:space="0" w:color="C9CFD4"/>
+            </w:tcBorders>
+            <w:tcMar>
+              <w:top w:w="70" w:type="dxa"/>
+              <w:left w:w="100" w:type="dxa"/>
+              <w:bottom w:w="70" w:type="dxa"/>
+              <w:right w:w="100" w:type="dxa"/>
+            </w:tcMar>
+          </w:tcPr>
+          <w:p>
+            <w:pPr>
+              <w:spacing w:after="30"/>
+            </w:pPr>
+            <w:r>
+              <w:rPr>
+                <w:sz w:val="18"/>
+                <w:szCs w:val="18"/>
+              </w:rPr>
+              <w:t xml:space="preserve">Baja</w:t>
+            </w:r>
+          </w:p>
+        </w:tc>
+        <w:tc>
+          <w:tcPr>
+            <w:tcW w:w="1150" w:type="dxa"/>
+            <w:tcBorders>
+              <w:top w:val="single" w:sz="4" w:space="0" w:color="C9CFD4"/>
+              <w:left w:val="single" w:sz="4" w:space="0" w:color="C9CFD4"/>
+              <w:bottom w:val="single" w:sz="4" w:space="0" w:color="C9CFD4"/>
+              <w:right w:val="single" w:sz="4" w:space="0" w:color="C9CFD4"/>
+            </w:tcBorders>
+            <w:tcMar>
+              <w:top w:w="70" w:type="dxa"/>
+              <w:left w:w="100" w:type="dxa"/>
+              <w:bottom w:w="70" w:type="dxa"/>
+              <w:right w:w="100" w:type="dxa"/>
+            </w:tcMar>
+          </w:tcPr>
+          <w:p>
+            <w:pPr>
+              <w:spacing w:after="30"/>
+            </w:pPr>
+            <w:r>
+              <w:rPr>
+                <w:sz w:val="18"/>
+                <w:szCs w:val="18"/>
+              </w:rPr>
+              <w:t xml:space="preserve">Baja</w:t>
+            </w:r>
+          </w:p>
+        </w:tc>
+        <w:tc>
+          <w:tcPr>
+            <w:tcW w:w="900" w:type="dxa"/>
+            <w:tcBorders>
+              <w:top w:val="single" w:sz="4" w:space="0" w:color="C9CFD4"/>
+              <w:left w:val="single" w:sz="4" w:space="0" w:color="C9CFD4"/>
+              <w:bottom w:val="single" w:sz="4" w:space="0" w:color="C9CFD4"/>
+              <w:right w:val="single" w:sz="4" w:space="0" w:color="C9CFD4"/>
+            </w:tcBorders>
+            <w:tcMar>
+              <w:top w:w="70" w:type="dxa"/>
+              <w:left w:w="100" w:type="dxa"/>
+              <w:bottom w:w="70" w:type="dxa"/>
+              <w:right w:w="100" w:type="dxa"/>
+            </w:tcMar>
+          </w:tcPr>
+          <w:p>
+            <w:pPr>
+              <w:spacing w:after="30"/>
+            </w:pPr>
+            <w:r>
+              <w:rPr>
+                <w:sz w:val="18"/>
+                <w:szCs w:val="18"/>
+              </w:rPr>
+              <w:t xml:space="preserve">Nuevo</w:t>
+            </w:r>
+          </w:p>
+        </w:tc>
+        <w:tc>
+          <w:tcPr>
+            <w:tcW w:w="700" w:type="dxa"/>
+            <w:tcBorders>
+              <w:top w:val="single" w:sz="4" w:space="0" w:color="C9CFD4"/>
+              <w:left w:val="single" w:sz="4" w:space="0" w:color="C9CFD4"/>
+              <w:bottom w:val="single" w:sz="4" w:space="0" w:color="C9CFD4"/>
+              <w:right w:val="single" w:sz="4" w:space="0" w:color="C9CFD4"/>
+            </w:tcBorders>
+            <w:tcMar>
+              <w:top w:w="70" w:type="dxa"/>
+              <w:left w:w="100" w:type="dxa"/>
+              <w:bottom w:w="70" w:type="dxa"/>
+              <w:right w:w="100" w:type="dxa"/>
+            </w:tcMar>
+          </w:tcPr>
+          <w:p>
+            <w:pPr>
+              <w:spacing w:after="30"/>
+            </w:pPr>
+            <w:r>
+              <w:rPr>
+                <w:sz w:val="18"/>
+                <w:szCs w:val="18"/>
+              </w:rPr>
+              <w:t xml:space="preserve">R6</w:t>
+            </w:r>
+          </w:p>
+        </w:tc>
+        <w:tc>
+          <w:tcPr>
+            <w:tcW w:w="900" w:type="dxa"/>
+            <w:tcBorders>
+              <w:top w:val="single" w:sz="4" w:space="0" w:color="C9CFD4"/>
+              <w:left w:val="single" w:sz="4" w:space="0" w:color="C9CFD4"/>
+              <w:bottom w:val="single" w:sz="4" w:space="0" w:color="C9CFD4"/>
+              <w:right w:val="single" w:sz="4" w:space="0" w:color="C9CFD4"/>
+            </w:tcBorders>
+            <w:tcMar>
+              <w:top w:w="70" w:type="dxa"/>
+              <w:left w:w="100" w:type="dxa"/>
+              <w:bottom w:w="70" w:type="dxa"/>
+              <w:right w:w="100" w:type="dxa"/>
+            </w:tcMar>
+          </w:tcPr>
+          <w:p>
+            <w:pPr>
+              <w:spacing w:after="30"/>
+            </w:pPr>
+            <w:r>
+              <w:rPr>
+                <w:sz w:val="18"/>
+                <w:szCs w:val="18"/>
+              </w:rPr>
+              <w:t xml:space="preserve">Por registrar</w:t>
+            </w:r>
+          </w:p>
+        </w:tc>
+      </w:tr>
+      <w:tr>
+        <w:trPr>
+          <w:cantSplit/>
+        </w:trPr>
+        <w:tc>
+          <w:tcPr>
+            <w:tcW w:w="1000" w:type="dxa"/>
+            <w:tcBorders>
+              <w:top w:val="single" w:sz="4" w:space="0" w:color="C9CFD4"/>
+              <w:left w:val="single" w:sz="4" w:space="0" w:color="C9CFD4"/>
+              <w:bottom w:val="single" w:sz="4" w:space="0" w:color="C9CFD4"/>
+              <w:right w:val="single" w:sz="4" w:space="0" w:color="C9CFD4"/>
+            </w:tcBorders>
+            <w:tcMar>
+              <w:top w:w="70" w:type="dxa"/>
+              <w:left w:w="100" w:type="dxa"/>
+              <w:bottom w:w="70" w:type="dxa"/>
+              <w:right w:w="100" w:type="dxa"/>
+            </w:tcMar>
+          </w:tcPr>
+          <w:p>
+            <w:pPr>
+              <w:spacing w:after="30"/>
+            </w:pPr>
+            <w:r>
+              <w:rPr>
+                <w:sz w:val="18"/>
+                <w:szCs w:val="18"/>
+              </w:rPr>
               <w:t xml:space="preserve">A11Y-01</w:t>
             </w:r>
           </w:p>
@@ -1814,7 +2228,7 @@
       </w:pPr>
       <w:r>
         <w:rPr/>
-        <w:t xml:space="preserve">Severidad (impacto) y prioridad (urgencia) son propuestas del autor, cada una con su justificación en el detalle. «Nuevo» corresponde al estado «Por hacer» de Jira. Los requisitos (R1 a R7) están en la Matriz de trazabilidad v1.</w:t>
+        <w:t xml:space="preserve">Severidad (impacto) y prioridad (urgencia) son propuestas del autor, cada una con su justificación en el detalle. «Nuevo» corresponde al estado «Por hacer» de Jira; «Por registrar» indica que el defecto aún no está en Jira. Los requisitos (R1 a R7) están en la Matriz de trazabilidad v1.</w:t>
       </w:r>
     </w:p>
     <w:p>
@@ -2888,6 +3302,1134 @@
                 <w:szCs w:val="18"/>
               </w:rPr>
               <w:t xml:space="preserve">R3</w:t>
+            </w:r>
+          </w:p>
+        </w:tc>
+      </w:tr>
+    </w:tbl>
+    <w:p>
+      <w:pPr>
+        <w:spacing w:after="100"/>
+      </w:pPr>
+    </w:p>
+    <w:p>
+      <w:pPr>
+        <w:pStyle w:val="Ttulo2"/>
+        <w:spacing w:before="220" w:after="100"/>
+      </w:pPr>
+      <w:r>
+        <w:rPr>
+          <w:b/>
+          <w:bCs/>
+          <w:color w:val="3D4750"/>
+          <w:sz w:val="24"/>
+          <w:szCs w:val="24"/>
+        </w:rPr>
+        <w:t xml:space="preserve">DEF-03 · Un correo que termina en «@» provoca un error 500 en el registro</w:t>
+      </w:r>
+    </w:p>
+    <w:tbl>
+      <w:tblPr>
+        <w:tblW w:w="9360" w:type="dxa"/>
+        <w:tblLayout w:type="fixed"/>
+        <w:tblCellMar>
+          <w:left w:w="10" w:type="dxa"/>
+          <w:right w:w="10" w:type="dxa"/>
+        </w:tblCellMar>
+        <w:tblLook w:val="04A0" w:firstRow="1" w:lastRow="0" w:firstColumn="1" w:lastColumn="0" w:noHBand="0" w:noVBand="1"/>
+      </w:tblPr>
+      <w:tblGrid>
+        <w:gridCol w:w="2200"/>
+        <w:gridCol w:w="7160"/>
+      </w:tblGrid>
+      <w:tr>
+        <w:trPr>
+          <w:cantSplit/>
+        </w:trPr>
+        <w:tc>
+          <w:tcPr>
+            <w:tcW w:w="2200" w:type="dxa"/>
+            <w:tcBorders>
+              <w:top w:val="single" w:sz="4" w:space="0" w:color="C9CFD4"/>
+              <w:left w:val="single" w:sz="4" w:space="0" w:color="C9CFD4"/>
+              <w:bottom w:val="single" w:sz="4" w:space="0" w:color="C9CFD4"/>
+              <w:right w:val="single" w:sz="4" w:space="0" w:color="C9CFD4"/>
+            </w:tcBorders>
+            <w:shd w:val="clear" w:color="auto" w:fill="F2F4F6"/>
+            <w:tcMar>
+              <w:top w:w="70" w:type="dxa"/>
+              <w:left w:w="100" w:type="dxa"/>
+              <w:bottom w:w="70" w:type="dxa"/>
+              <w:right w:w="100" w:type="dxa"/>
+            </w:tcMar>
+          </w:tcPr>
+          <w:p>
+            <w:pPr>
+              <w:spacing w:after="30"/>
+            </w:pPr>
+            <w:r>
+              <w:rPr>
+                <w:b/>
+                <w:bCs/>
+                <w:sz w:val="18"/>
+                <w:szCs w:val="18"/>
+              </w:rPr>
+              <w:t xml:space="preserve">Encontrado en</w:t>
+            </w:r>
+          </w:p>
+        </w:tc>
+        <w:tc>
+          <w:tcPr>
+            <w:tcW w:w="7160" w:type="dxa"/>
+            <w:tcBorders>
+              <w:top w:val="single" w:sz="4" w:space="0" w:color="C9CFD4"/>
+              <w:left w:val="single" w:sz="4" w:space="0" w:color="C9CFD4"/>
+              <w:bottom w:val="single" w:sz="4" w:space="0" w:color="C9CFD4"/>
+              <w:right w:val="single" w:sz="4" w:space="0" w:color="C9CFD4"/>
+            </w:tcBorders>
+            <w:tcMar>
+              <w:top w:w="70" w:type="dxa"/>
+              <w:left w:w="100" w:type="dxa"/>
+              <w:bottom w:w="70" w:type="dxa"/>
+              <w:right w:w="100" w:type="dxa"/>
+            </w:tcMar>
+          </w:tcPr>
+          <w:p>
+            <w:pPr>
+              <w:spacing w:after="30"/>
+            </w:pPr>
+            <w:r>
+              <w:rPr>
+                <w:sz w:val="18"/>
+                <w:szCs w:val="18"/>
+              </w:rPr>
+              <w:t xml:space="preserve">Sesión exploratoria 1 (registro de cuenta), nota de las 19:23. Observado el 21 de octubre de 2026 en easy-orange.demo.prestashop.com.</w:t>
+            </w:r>
+          </w:p>
+        </w:tc>
+      </w:tr>
+      <w:tr>
+        <w:trPr>
+          <w:cantSplit/>
+        </w:trPr>
+        <w:tc>
+          <w:tcPr>
+            <w:tcW w:w="2200" w:type="dxa"/>
+            <w:tcBorders>
+              <w:top w:val="single" w:sz="4" w:space="0" w:color="C9CFD4"/>
+              <w:left w:val="single" w:sz="4" w:space="0" w:color="C9CFD4"/>
+              <w:bottom w:val="single" w:sz="4" w:space="0" w:color="C9CFD4"/>
+              <w:right w:val="single" w:sz="4" w:space="0" w:color="C9CFD4"/>
+            </w:tcBorders>
+            <w:shd w:val="clear" w:color="auto" w:fill="F2F4F6"/>
+            <w:tcMar>
+              <w:top w:w="70" w:type="dxa"/>
+              <w:left w:w="100" w:type="dxa"/>
+              <w:bottom w:w="70" w:type="dxa"/>
+              <w:right w:w="100" w:type="dxa"/>
+            </w:tcMar>
+          </w:tcPr>
+          <w:p>
+            <w:pPr>
+              <w:spacing w:after="30"/>
+            </w:pPr>
+            <w:r>
+              <w:rPr>
+                <w:b/>
+                <w:bCs/>
+                <w:sz w:val="18"/>
+                <w:szCs w:val="18"/>
+              </w:rPr>
+              <w:t xml:space="preserve">Pasos para reproducir</w:t>
+            </w:r>
+          </w:p>
+        </w:tc>
+        <w:tc>
+          <w:tcPr>
+            <w:tcW w:w="7160" w:type="dxa"/>
+            <w:tcBorders>
+              <w:top w:val="single" w:sz="4" w:space="0" w:color="C9CFD4"/>
+              <w:left w:val="single" w:sz="4" w:space="0" w:color="C9CFD4"/>
+              <w:bottom w:val="single" w:sz="4" w:space="0" w:color="C9CFD4"/>
+              <w:right w:val="single" w:sz="4" w:space="0" w:color="C9CFD4"/>
+            </w:tcBorders>
+            <w:tcMar>
+              <w:top w:w="70" w:type="dxa"/>
+              <w:left w:w="100" w:type="dxa"/>
+              <w:bottom w:w="70" w:type="dxa"/>
+              <w:right w:w="100" w:type="dxa"/>
+            </w:tcMar>
+          </w:tcPr>
+          <w:p>
+            <w:pPr>
+              <w:spacing w:after="30"/>
+            </w:pPr>
+            <w:r>
+              <w:rPr>
+                <w:sz w:val="18"/>
+                <w:szCs w:val="18"/>
+              </w:rPr>
+              <w:t xml:space="preserve">1) Abrir «Create an account». 2) Llenar Mr., «Ana», «Prueba» y el correo «ana@»; marcar las dos casillas obligatorias. 3) Enviar el formulario sin la validación del navegador (por ejemplo, desde la consola de DevTools).</w:t>
+            </w:r>
+          </w:p>
+        </w:tc>
+      </w:tr>
+      <w:tr>
+        <w:trPr>
+          <w:cantSplit/>
+        </w:trPr>
+        <w:tc>
+          <w:tcPr>
+            <w:tcW w:w="2200" w:type="dxa"/>
+            <w:tcBorders>
+              <w:top w:val="single" w:sz="4" w:space="0" w:color="C9CFD4"/>
+              <w:left w:val="single" w:sz="4" w:space="0" w:color="C9CFD4"/>
+              <w:bottom w:val="single" w:sz="4" w:space="0" w:color="C9CFD4"/>
+              <w:right w:val="single" w:sz="4" w:space="0" w:color="C9CFD4"/>
+            </w:tcBorders>
+            <w:shd w:val="clear" w:color="auto" w:fill="F2F4F6"/>
+            <w:tcMar>
+              <w:top w:w="70" w:type="dxa"/>
+              <w:left w:w="100" w:type="dxa"/>
+              <w:bottom w:w="70" w:type="dxa"/>
+              <w:right w:w="100" w:type="dxa"/>
+            </w:tcMar>
+          </w:tcPr>
+          <w:p>
+            <w:pPr>
+              <w:spacing w:after="30"/>
+            </w:pPr>
+            <w:r>
+              <w:rPr>
+                <w:b/>
+                <w:bCs/>
+                <w:sz w:val="18"/>
+                <w:szCs w:val="18"/>
+              </w:rPr>
+              <w:t xml:space="preserve">Resultado esperado</w:t>
+            </w:r>
+          </w:p>
+        </w:tc>
+        <w:tc>
+          <w:tcPr>
+            <w:tcW w:w="7160" w:type="dxa"/>
+            <w:tcBorders>
+              <w:top w:val="single" w:sz="4" w:space="0" w:color="C9CFD4"/>
+              <w:left w:val="single" w:sz="4" w:space="0" w:color="C9CFD4"/>
+              <w:bottom w:val="single" w:sz="4" w:space="0" w:color="C9CFD4"/>
+              <w:right w:val="single" w:sz="4" w:space="0" w:color="C9CFD4"/>
+            </w:tcBorders>
+            <w:tcMar>
+              <w:top w:w="70" w:type="dxa"/>
+              <w:left w:w="100" w:type="dxa"/>
+              <w:bottom w:w="70" w:type="dxa"/>
+              <w:right w:w="100" w:type="dxa"/>
+            </w:tcMar>
+          </w:tcPr>
+          <w:p>
+            <w:pPr>
+              <w:spacing w:after="30"/>
+            </w:pPr>
+            <w:r>
+              <w:rPr>
+                <w:sz w:val="18"/>
+                <w:szCs w:val="18"/>
+              </w:rPr>
+              <w:t xml:space="preserve">El formulario vuelve con «Invalid format.» en Email, como pasa con «ana@example» o «ana@.com».</w:t>
+            </w:r>
+          </w:p>
+        </w:tc>
+      </w:tr>
+      <w:tr>
+        <w:trPr>
+          <w:cantSplit/>
+        </w:trPr>
+        <w:tc>
+          <w:tcPr>
+            <w:tcW w:w="2200" w:type="dxa"/>
+            <w:tcBorders>
+              <w:top w:val="single" w:sz="4" w:space="0" w:color="C9CFD4"/>
+              <w:left w:val="single" w:sz="4" w:space="0" w:color="C9CFD4"/>
+              <w:bottom w:val="single" w:sz="4" w:space="0" w:color="C9CFD4"/>
+              <w:right w:val="single" w:sz="4" w:space="0" w:color="C9CFD4"/>
+            </w:tcBorders>
+            <w:shd w:val="clear" w:color="auto" w:fill="F2F4F6"/>
+            <w:tcMar>
+              <w:top w:w="70" w:type="dxa"/>
+              <w:left w:w="100" w:type="dxa"/>
+              <w:bottom w:w="70" w:type="dxa"/>
+              <w:right w:w="100" w:type="dxa"/>
+            </w:tcMar>
+          </w:tcPr>
+          <w:p>
+            <w:pPr>
+              <w:spacing w:after="30"/>
+            </w:pPr>
+            <w:r>
+              <w:rPr>
+                <w:b/>
+                <w:bCs/>
+                <w:sz w:val="18"/>
+                <w:szCs w:val="18"/>
+              </w:rPr>
+              <w:t xml:space="preserve">Resultado obtenido</w:t>
+            </w:r>
+          </w:p>
+        </w:tc>
+        <w:tc>
+          <w:tcPr>
+            <w:tcW w:w="7160" w:type="dxa"/>
+            <w:tcBorders>
+              <w:top w:val="single" w:sz="4" w:space="0" w:color="C9CFD4"/>
+              <w:left w:val="single" w:sz="4" w:space="0" w:color="C9CFD4"/>
+              <w:bottom w:val="single" w:sz="4" w:space="0" w:color="C9CFD4"/>
+              <w:right w:val="single" w:sz="4" w:space="0" w:color="C9CFD4"/>
+            </w:tcBorders>
+            <w:tcMar>
+              <w:top w:w="70" w:type="dxa"/>
+              <w:left w:w="100" w:type="dxa"/>
+              <w:bottom w:w="70" w:type="dxa"/>
+              <w:right w:w="100" w:type="dxa"/>
+            </w:tcMar>
+          </w:tcPr>
+          <w:p>
+            <w:pPr>
+              <w:spacing w:after="30"/>
+            </w:pPr>
+            <w:r>
+              <w:rPr>
+                <w:sz w:val="18"/>
+                <w:szCs w:val="18"/>
+              </w:rPr>
+              <w:t xml:space="preserve">HTTP 500 con el cuerpo vacío (0 bytes): Chrome muestra su página de error. Lo mismo con «x@». En pantalla, el navegador bloquea «ana@» antes de enviar («Ingresa texto después del signo @»), así que un cliente normal no llega a este error.</w:t>
+            </w:r>
+          </w:p>
+        </w:tc>
+      </w:tr>
+      <w:tr>
+        <w:trPr>
+          <w:cantSplit/>
+        </w:trPr>
+        <w:tc>
+          <w:tcPr>
+            <w:tcW w:w="2200" w:type="dxa"/>
+            <w:tcBorders>
+              <w:top w:val="single" w:sz="4" w:space="0" w:color="C9CFD4"/>
+              <w:left w:val="single" w:sz="4" w:space="0" w:color="C9CFD4"/>
+              <w:bottom w:val="single" w:sz="4" w:space="0" w:color="C9CFD4"/>
+              <w:right w:val="single" w:sz="4" w:space="0" w:color="C9CFD4"/>
+            </w:tcBorders>
+            <w:shd w:val="clear" w:color="auto" w:fill="F2F4F6"/>
+            <w:tcMar>
+              <w:top w:w="70" w:type="dxa"/>
+              <w:left w:w="100" w:type="dxa"/>
+              <w:bottom w:w="70" w:type="dxa"/>
+              <w:right w:w="100" w:type="dxa"/>
+            </w:tcMar>
+          </w:tcPr>
+          <w:p>
+            <w:pPr>
+              <w:spacing w:after="30"/>
+            </w:pPr>
+            <w:r>
+              <w:rPr>
+                <w:b/>
+                <w:bCs/>
+                <w:sz w:val="18"/>
+                <w:szCs w:val="18"/>
+              </w:rPr>
+              <w:t xml:space="preserve">Evidencia</w:t>
+            </w:r>
+          </w:p>
+        </w:tc>
+        <w:tc>
+          <w:tcPr>
+            <w:tcW w:w="7160" w:type="dxa"/>
+            <w:tcBorders>
+              <w:top w:val="single" w:sz="4" w:space="0" w:color="C9CFD4"/>
+              <w:left w:val="single" w:sz="4" w:space="0" w:color="C9CFD4"/>
+              <w:bottom w:val="single" w:sz="4" w:space="0" w:color="C9CFD4"/>
+              <w:right w:val="single" w:sz="4" w:space="0" w:color="C9CFD4"/>
+            </w:tcBorders>
+            <w:tcMar>
+              <w:top w:w="70" w:type="dxa"/>
+              <w:left w:w="100" w:type="dxa"/>
+              <w:bottom w:w="70" w:type="dxa"/>
+              <w:right w:w="100" w:type="dxa"/>
+            </w:tcMar>
+          </w:tcPr>
+          <w:p>
+            <w:pPr>
+              <w:spacing w:after="30"/>
+            </w:pPr>
+            <w:r>
+              <w:rPr>
+                <w:sz w:val="18"/>
+                <w:szCs w:val="18"/>
+              </w:rPr>
+              <w:t xml:space="preserve">docs/evidencias/DEF-M01-003-correo-incompleto-respuesta-500.png y docs/evidencias/DEF-M01-003-correo-incompleto-bloqueo-navegador.png</w:t>
+            </w:r>
+          </w:p>
+        </w:tc>
+      </w:tr>
+      <w:tr>
+        <w:trPr>
+          <w:cantSplit/>
+        </w:trPr>
+        <w:tc>
+          <w:tcPr>
+            <w:tcW w:w="2200" w:type="dxa"/>
+            <w:tcBorders>
+              <w:top w:val="single" w:sz="4" w:space="0" w:color="C9CFD4"/>
+              <w:left w:val="single" w:sz="4" w:space="0" w:color="C9CFD4"/>
+              <w:bottom w:val="single" w:sz="4" w:space="0" w:color="C9CFD4"/>
+              <w:right w:val="single" w:sz="4" w:space="0" w:color="C9CFD4"/>
+            </w:tcBorders>
+            <w:shd w:val="clear" w:color="auto" w:fill="F2F4F6"/>
+            <w:tcMar>
+              <w:top w:w="70" w:type="dxa"/>
+              <w:left w:w="100" w:type="dxa"/>
+              <w:bottom w:w="70" w:type="dxa"/>
+              <w:right w:w="100" w:type="dxa"/>
+            </w:tcMar>
+          </w:tcPr>
+          <w:p>
+            <w:pPr>
+              <w:spacing w:after="30"/>
+            </w:pPr>
+            <w:r>
+              <w:rPr>
+                <w:b/>
+                <w:bCs/>
+                <w:sz w:val="18"/>
+                <w:szCs w:val="18"/>
+              </w:rPr>
+              <w:t xml:space="preserve">Severidad / prioridad</w:t>
+            </w:r>
+          </w:p>
+        </w:tc>
+        <w:tc>
+          <w:tcPr>
+            <w:tcW w:w="7160" w:type="dxa"/>
+            <w:tcBorders>
+              <w:top w:val="single" w:sz="4" w:space="0" w:color="C9CFD4"/>
+              <w:left w:val="single" w:sz="4" w:space="0" w:color="C9CFD4"/>
+              <w:bottom w:val="single" w:sz="4" w:space="0" w:color="C9CFD4"/>
+              <w:right w:val="single" w:sz="4" w:space="0" w:color="C9CFD4"/>
+            </w:tcBorders>
+            <w:tcMar>
+              <w:top w:w="70" w:type="dxa"/>
+              <w:left w:w="100" w:type="dxa"/>
+              <w:bottom w:w="70" w:type="dxa"/>
+              <w:right w:w="100" w:type="dxa"/>
+            </w:tcMar>
+          </w:tcPr>
+          <w:p>
+            <w:pPr>
+              <w:spacing w:after="30"/>
+            </w:pPr>
+            <w:r>
+              <w:rPr>
+                <w:sz w:val="18"/>
+                <w:szCs w:val="18"/>
+              </w:rPr>
+              <w:t xml:space="preserve">Media / baja. El servidor falla ante un dato inválido en vez de responder con un mensaje. La prioridad es baja porque solo se llega saltando la validación del navegador.</w:t>
+            </w:r>
+          </w:p>
+        </w:tc>
+      </w:tr>
+      <w:tr>
+        <w:trPr>
+          <w:cantSplit/>
+        </w:trPr>
+        <w:tc>
+          <w:tcPr>
+            <w:tcW w:w="2200" w:type="dxa"/>
+            <w:tcBorders>
+              <w:top w:val="single" w:sz="4" w:space="0" w:color="C9CFD4"/>
+              <w:left w:val="single" w:sz="4" w:space="0" w:color="C9CFD4"/>
+              <w:bottom w:val="single" w:sz="4" w:space="0" w:color="C9CFD4"/>
+              <w:right w:val="single" w:sz="4" w:space="0" w:color="C9CFD4"/>
+            </w:tcBorders>
+            <w:shd w:val="clear" w:color="auto" w:fill="F2F4F6"/>
+            <w:tcMar>
+              <w:top w:w="70" w:type="dxa"/>
+              <w:left w:w="100" w:type="dxa"/>
+              <w:bottom w:w="70" w:type="dxa"/>
+              <w:right w:w="100" w:type="dxa"/>
+            </w:tcMar>
+          </w:tcPr>
+          <w:p>
+            <w:pPr>
+              <w:spacing w:after="30"/>
+            </w:pPr>
+            <w:r>
+              <w:rPr>
+                <w:b/>
+                <w:bCs/>
+                <w:sz w:val="18"/>
+                <w:szCs w:val="18"/>
+              </w:rPr>
+              <w:t xml:space="preserve">Requisito</w:t>
+            </w:r>
+          </w:p>
+        </w:tc>
+        <w:tc>
+          <w:tcPr>
+            <w:tcW w:w="7160" w:type="dxa"/>
+            <w:tcBorders>
+              <w:top w:val="single" w:sz="4" w:space="0" w:color="C9CFD4"/>
+              <w:left w:val="single" w:sz="4" w:space="0" w:color="C9CFD4"/>
+              <w:bottom w:val="single" w:sz="4" w:space="0" w:color="C9CFD4"/>
+              <w:right w:val="single" w:sz="4" w:space="0" w:color="C9CFD4"/>
+            </w:tcBorders>
+            <w:tcMar>
+              <w:top w:w="70" w:type="dxa"/>
+              <w:left w:w="100" w:type="dxa"/>
+              <w:bottom w:w="70" w:type="dxa"/>
+              <w:right w:w="100" w:type="dxa"/>
+            </w:tcMar>
+          </w:tcPr>
+          <w:p>
+            <w:pPr>
+              <w:spacing w:after="30"/>
+            </w:pPr>
+            <w:r>
+              <w:rPr>
+                <w:sz w:val="18"/>
+                <w:szCs w:val="18"/>
+              </w:rPr>
+              <w:t xml:space="preserve">R6</w:t>
+            </w:r>
+          </w:p>
+        </w:tc>
+      </w:tr>
+      <w:tr>
+        <w:trPr>
+          <w:cantSplit/>
+        </w:trPr>
+        <w:tc>
+          <w:tcPr>
+            <w:tcW w:w="2200" w:type="dxa"/>
+            <w:tcBorders>
+              <w:top w:val="single" w:sz="4" w:space="0" w:color="C9CFD4"/>
+              <w:left w:val="single" w:sz="4" w:space="0" w:color="C9CFD4"/>
+              <w:bottom w:val="single" w:sz="4" w:space="0" w:color="C9CFD4"/>
+              <w:right w:val="single" w:sz="4" w:space="0" w:color="C9CFD4"/>
+            </w:tcBorders>
+            <w:shd w:val="clear" w:color="auto" w:fill="F2F4F6"/>
+            <w:tcMar>
+              <w:top w:w="70" w:type="dxa"/>
+              <w:left w:w="100" w:type="dxa"/>
+              <w:bottom w:w="70" w:type="dxa"/>
+              <w:right w:w="100" w:type="dxa"/>
+            </w:tcMar>
+          </w:tcPr>
+          <w:p>
+            <w:pPr>
+              <w:spacing w:after="30"/>
+            </w:pPr>
+            <w:r>
+              <w:rPr>
+                <w:b/>
+                <w:bCs/>
+                <w:sz w:val="18"/>
+                <w:szCs w:val="18"/>
+              </w:rPr>
+              <w:t xml:space="preserve">Nota</w:t>
+            </w:r>
+          </w:p>
+        </w:tc>
+        <w:tc>
+          <w:tcPr>
+            <w:tcW w:w="7160" w:type="dxa"/>
+            <w:tcBorders>
+              <w:top w:val="single" w:sz="4" w:space="0" w:color="C9CFD4"/>
+              <w:left w:val="single" w:sz="4" w:space="0" w:color="C9CFD4"/>
+              <w:bottom w:val="single" w:sz="4" w:space="0" w:color="C9CFD4"/>
+              <w:right w:val="single" w:sz="4" w:space="0" w:color="C9CFD4"/>
+            </w:tcBorders>
+            <w:tcMar>
+              <w:top w:w="70" w:type="dxa"/>
+              <w:left w:w="100" w:type="dxa"/>
+              <w:bottom w:w="70" w:type="dxa"/>
+              <w:right w:w="100" w:type="dxa"/>
+            </w:tcMar>
+          </w:tcPr>
+          <w:p>
+            <w:pPr>
+              <w:spacing w:after="30"/>
+            </w:pPr>
+            <w:r>
+              <w:rPr>
+                <w:sz w:val="18"/>
+                <w:szCs w:val="18"/>
+              </w:rPr>
+              <w:t xml:space="preserve">Por registrar en Jira después de reproducirlo desde cero en otra instancia. Falta probar el mismo correo en el formulario de invitado del checkout.</w:t>
+            </w:r>
+          </w:p>
+        </w:tc>
+      </w:tr>
+    </w:tbl>
+    <w:p>
+      <w:pPr>
+        <w:spacing w:after="100"/>
+      </w:pPr>
+    </w:p>
+    <w:p>
+      <w:pPr>
+        <w:pStyle w:val="Ttulo2"/>
+        <w:spacing w:before="220" w:after="100"/>
+      </w:pPr>
+      <w:r>
+        <w:rPr>
+          <w:b/>
+          <w:bCs/>
+          <w:color w:val="3D4750"/>
+          <w:sz w:val="24"/>
+          <w:szCs w:val="24"/>
+        </w:rPr>
+        <w:t xml:space="preserve">DEF-04 · Una fecha de nacimiento futura da un mensaje de formato</w:t>
+      </w:r>
+    </w:p>
+    <w:tbl>
+      <w:tblPr>
+        <w:tblW w:w="9360" w:type="dxa"/>
+        <w:tblLayout w:type="fixed"/>
+        <w:tblCellMar>
+          <w:left w:w="10" w:type="dxa"/>
+          <w:right w:w="10" w:type="dxa"/>
+        </w:tblCellMar>
+        <w:tblLook w:val="04A0" w:firstRow="1" w:lastRow="0" w:firstColumn="1" w:lastColumn="0" w:noHBand="0" w:noVBand="1"/>
+      </w:tblPr>
+      <w:tblGrid>
+        <w:gridCol w:w="2200"/>
+        <w:gridCol w:w="7160"/>
+      </w:tblGrid>
+      <w:tr>
+        <w:trPr>
+          <w:cantSplit/>
+        </w:trPr>
+        <w:tc>
+          <w:tcPr>
+            <w:tcW w:w="2200" w:type="dxa"/>
+            <w:tcBorders>
+              <w:top w:val="single" w:sz="4" w:space="0" w:color="C9CFD4"/>
+              <w:left w:val="single" w:sz="4" w:space="0" w:color="C9CFD4"/>
+              <w:bottom w:val="single" w:sz="4" w:space="0" w:color="C9CFD4"/>
+              <w:right w:val="single" w:sz="4" w:space="0" w:color="C9CFD4"/>
+            </w:tcBorders>
+            <w:shd w:val="clear" w:color="auto" w:fill="F2F4F6"/>
+            <w:tcMar>
+              <w:top w:w="70" w:type="dxa"/>
+              <w:left w:w="100" w:type="dxa"/>
+              <w:bottom w:w="70" w:type="dxa"/>
+              <w:right w:w="100" w:type="dxa"/>
+            </w:tcMar>
+          </w:tcPr>
+          <w:p>
+            <w:pPr>
+              <w:spacing w:after="30"/>
+            </w:pPr>
+            <w:r>
+              <w:rPr>
+                <w:b/>
+                <w:bCs/>
+                <w:sz w:val="18"/>
+                <w:szCs w:val="18"/>
+              </w:rPr>
+              <w:t xml:space="preserve">Encontrado en</w:t>
+            </w:r>
+          </w:p>
+        </w:tc>
+        <w:tc>
+          <w:tcPr>
+            <w:tcW w:w="7160" w:type="dxa"/>
+            <w:tcBorders>
+              <w:top w:val="single" w:sz="4" w:space="0" w:color="C9CFD4"/>
+              <w:left w:val="single" w:sz="4" w:space="0" w:color="C9CFD4"/>
+              <w:bottom w:val="single" w:sz="4" w:space="0" w:color="C9CFD4"/>
+              <w:right w:val="single" w:sz="4" w:space="0" w:color="C9CFD4"/>
+            </w:tcBorders>
+            <w:tcMar>
+              <w:top w:w="70" w:type="dxa"/>
+              <w:left w:w="100" w:type="dxa"/>
+              <w:bottom w:w="70" w:type="dxa"/>
+              <w:right w:w="100" w:type="dxa"/>
+            </w:tcMar>
+          </w:tcPr>
+          <w:p>
+            <w:pPr>
+              <w:spacing w:after="30"/>
+            </w:pPr>
+            <w:r>
+              <w:rPr>
+                <w:sz w:val="18"/>
+                <w:szCs w:val="18"/>
+              </w:rPr>
+              <w:t xml:space="preserve">Sesión exploratoria 1 (registro de cuenta), nota de las 19:24. Observado el 21 de octubre de 2026 en easy-orange.demo.prestashop.com.</w:t>
+            </w:r>
+          </w:p>
+        </w:tc>
+      </w:tr>
+      <w:tr>
+        <w:trPr>
+          <w:cantSplit/>
+        </w:trPr>
+        <w:tc>
+          <w:tcPr>
+            <w:tcW w:w="2200" w:type="dxa"/>
+            <w:tcBorders>
+              <w:top w:val="single" w:sz="4" w:space="0" w:color="C9CFD4"/>
+              <w:left w:val="single" w:sz="4" w:space="0" w:color="C9CFD4"/>
+              <w:bottom w:val="single" w:sz="4" w:space="0" w:color="C9CFD4"/>
+              <w:right w:val="single" w:sz="4" w:space="0" w:color="C9CFD4"/>
+            </w:tcBorders>
+            <w:shd w:val="clear" w:color="auto" w:fill="F2F4F6"/>
+            <w:tcMar>
+              <w:top w:w="70" w:type="dxa"/>
+              <w:left w:w="100" w:type="dxa"/>
+              <w:bottom w:w="70" w:type="dxa"/>
+              <w:right w:w="100" w:type="dxa"/>
+            </w:tcMar>
+          </w:tcPr>
+          <w:p>
+            <w:pPr>
+              <w:spacing w:after="30"/>
+            </w:pPr>
+            <w:r>
+              <w:rPr>
+                <w:b/>
+                <w:bCs/>
+                <w:sz w:val="18"/>
+                <w:szCs w:val="18"/>
+              </w:rPr>
+              <w:t xml:space="preserve">Pasos para reproducir</w:t>
+            </w:r>
+          </w:p>
+        </w:tc>
+        <w:tc>
+          <w:tcPr>
+            <w:tcW w:w="7160" w:type="dxa"/>
+            <w:tcBorders>
+              <w:top w:val="single" w:sz="4" w:space="0" w:color="C9CFD4"/>
+              <w:left w:val="single" w:sz="4" w:space="0" w:color="C9CFD4"/>
+              <w:bottom w:val="single" w:sz="4" w:space="0" w:color="C9CFD4"/>
+              <w:right w:val="single" w:sz="4" w:space="0" w:color="C9CFD4"/>
+            </w:tcBorders>
+            <w:tcMar>
+              <w:top w:w="70" w:type="dxa"/>
+              <w:left w:w="100" w:type="dxa"/>
+              <w:bottom w:w="70" w:type="dxa"/>
+              <w:right w:w="100" w:type="dxa"/>
+            </w:tcMar>
+          </w:tcPr>
+          <w:p>
+            <w:pPr>
+              <w:spacing w:after="30"/>
+            </w:pPr>
+            <w:r>
+              <w:rPr>
+                <w:sz w:val="18"/>
+                <w:szCs w:val="18"/>
+              </w:rPr>
+              <w:t xml:space="preserve">1) Abrir «Create an account». 2) Llenar los datos y escribir 12/31/2030 en Birthdate. 3) Enviar el formulario.</w:t>
+            </w:r>
+          </w:p>
+        </w:tc>
+      </w:tr>
+      <w:tr>
+        <w:trPr>
+          <w:cantSplit/>
+        </w:trPr>
+        <w:tc>
+          <w:tcPr>
+            <w:tcW w:w="2200" w:type="dxa"/>
+            <w:tcBorders>
+              <w:top w:val="single" w:sz="4" w:space="0" w:color="C9CFD4"/>
+              <w:left w:val="single" w:sz="4" w:space="0" w:color="C9CFD4"/>
+              <w:bottom w:val="single" w:sz="4" w:space="0" w:color="C9CFD4"/>
+              <w:right w:val="single" w:sz="4" w:space="0" w:color="C9CFD4"/>
+            </w:tcBorders>
+            <w:shd w:val="clear" w:color="auto" w:fill="F2F4F6"/>
+            <w:tcMar>
+              <w:top w:w="70" w:type="dxa"/>
+              <w:left w:w="100" w:type="dxa"/>
+              <w:bottom w:w="70" w:type="dxa"/>
+              <w:right w:w="100" w:type="dxa"/>
+            </w:tcMar>
+          </w:tcPr>
+          <w:p>
+            <w:pPr>
+              <w:spacing w:after="30"/>
+            </w:pPr>
+            <w:r>
+              <w:rPr>
+                <w:b/>
+                <w:bCs/>
+                <w:sz w:val="18"/>
+                <w:szCs w:val="18"/>
+              </w:rPr>
+              <w:t xml:space="preserve">Resultado esperado</w:t>
+            </w:r>
+          </w:p>
+        </w:tc>
+        <w:tc>
+          <w:tcPr>
+            <w:tcW w:w="7160" w:type="dxa"/>
+            <w:tcBorders>
+              <w:top w:val="single" w:sz="4" w:space="0" w:color="C9CFD4"/>
+              <w:left w:val="single" w:sz="4" w:space="0" w:color="C9CFD4"/>
+              <w:bottom w:val="single" w:sz="4" w:space="0" w:color="C9CFD4"/>
+              <w:right w:val="single" w:sz="4" w:space="0" w:color="C9CFD4"/>
+            </w:tcBorders>
+            <w:tcMar>
+              <w:top w:w="70" w:type="dxa"/>
+              <w:left w:w="100" w:type="dxa"/>
+              <w:bottom w:w="70" w:type="dxa"/>
+              <w:right w:w="100" w:type="dxa"/>
+            </w:tcMar>
+          </w:tcPr>
+          <w:p>
+            <w:pPr>
+              <w:spacing w:after="30"/>
+            </w:pPr>
+            <w:r>
+              <w:rPr>
+                <w:sz w:val="18"/>
+                <w:szCs w:val="18"/>
+              </w:rPr>
+              <w:t xml:space="preserve">Un mensaje que diga que la fecha de nacimiento no puede ser futura.</w:t>
+            </w:r>
+          </w:p>
+        </w:tc>
+      </w:tr>
+      <w:tr>
+        <w:trPr>
+          <w:cantSplit/>
+        </w:trPr>
+        <w:tc>
+          <w:tcPr>
+            <w:tcW w:w="2200" w:type="dxa"/>
+            <w:tcBorders>
+              <w:top w:val="single" w:sz="4" w:space="0" w:color="C9CFD4"/>
+              <w:left w:val="single" w:sz="4" w:space="0" w:color="C9CFD4"/>
+              <w:bottom w:val="single" w:sz="4" w:space="0" w:color="C9CFD4"/>
+              <w:right w:val="single" w:sz="4" w:space="0" w:color="C9CFD4"/>
+            </w:tcBorders>
+            <w:shd w:val="clear" w:color="auto" w:fill="F2F4F6"/>
+            <w:tcMar>
+              <w:top w:w="70" w:type="dxa"/>
+              <w:left w:w="100" w:type="dxa"/>
+              <w:bottom w:w="70" w:type="dxa"/>
+              <w:right w:w="100" w:type="dxa"/>
+            </w:tcMar>
+          </w:tcPr>
+          <w:p>
+            <w:pPr>
+              <w:spacing w:after="30"/>
+            </w:pPr>
+            <w:r>
+              <w:rPr>
+                <w:b/>
+                <w:bCs/>
+                <w:sz w:val="18"/>
+                <w:szCs w:val="18"/>
+              </w:rPr>
+              <w:t xml:space="preserve">Resultado obtenido</w:t>
+            </w:r>
+          </w:p>
+        </w:tc>
+        <w:tc>
+          <w:tcPr>
+            <w:tcW w:w="7160" w:type="dxa"/>
+            <w:tcBorders>
+              <w:top w:val="single" w:sz="4" w:space="0" w:color="C9CFD4"/>
+              <w:left w:val="single" w:sz="4" w:space="0" w:color="C9CFD4"/>
+              <w:bottom w:val="single" w:sz="4" w:space="0" w:color="C9CFD4"/>
+              <w:right w:val="single" w:sz="4" w:space="0" w:color="C9CFD4"/>
+            </w:tcBorders>
+            <w:tcMar>
+              <w:top w:w="70" w:type="dxa"/>
+              <w:left w:w="100" w:type="dxa"/>
+              <w:bottom w:w="70" w:type="dxa"/>
+              <w:right w:w="100" w:type="dxa"/>
+            </w:tcMar>
+          </w:tcPr>
+          <w:p>
+            <w:pPr>
+              <w:spacing w:after="30"/>
+            </w:pPr>
+            <w:r>
+              <w:rPr>
+                <w:sz w:val="18"/>
+                <w:szCs w:val="18"/>
+              </w:rPr>
+              <w:t xml:space="preserve">«Format should be 05/31/1970.», aunque 12/31/2030 ya tiene el formato MM/DD/YYYY. El mismo mensaje sale para 01/01/1800 y para fechas imposibles como 02/30/1990.</w:t>
+            </w:r>
+          </w:p>
+        </w:tc>
+      </w:tr>
+      <w:tr>
+        <w:trPr>
+          <w:cantSplit/>
+        </w:trPr>
+        <w:tc>
+          <w:tcPr>
+            <w:tcW w:w="2200" w:type="dxa"/>
+            <w:tcBorders>
+              <w:top w:val="single" w:sz="4" w:space="0" w:color="C9CFD4"/>
+              <w:left w:val="single" w:sz="4" w:space="0" w:color="C9CFD4"/>
+              <w:bottom w:val="single" w:sz="4" w:space="0" w:color="C9CFD4"/>
+              <w:right w:val="single" w:sz="4" w:space="0" w:color="C9CFD4"/>
+            </w:tcBorders>
+            <w:shd w:val="clear" w:color="auto" w:fill="F2F4F6"/>
+            <w:tcMar>
+              <w:top w:w="70" w:type="dxa"/>
+              <w:left w:w="100" w:type="dxa"/>
+              <w:bottom w:w="70" w:type="dxa"/>
+              <w:right w:w="100" w:type="dxa"/>
+            </w:tcMar>
+          </w:tcPr>
+          <w:p>
+            <w:pPr>
+              <w:spacing w:after="30"/>
+            </w:pPr>
+            <w:r>
+              <w:rPr>
+                <w:b/>
+                <w:bCs/>
+                <w:sz w:val="18"/>
+                <w:szCs w:val="18"/>
+              </w:rPr>
+              <w:t xml:space="preserve">Evidencia</w:t>
+            </w:r>
+          </w:p>
+        </w:tc>
+        <w:tc>
+          <w:tcPr>
+            <w:tcW w:w="7160" w:type="dxa"/>
+            <w:tcBorders>
+              <w:top w:val="single" w:sz="4" w:space="0" w:color="C9CFD4"/>
+              <w:left w:val="single" w:sz="4" w:space="0" w:color="C9CFD4"/>
+              <w:bottom w:val="single" w:sz="4" w:space="0" w:color="C9CFD4"/>
+              <w:right w:val="single" w:sz="4" w:space="0" w:color="C9CFD4"/>
+            </w:tcBorders>
+            <w:tcMar>
+              <w:top w:w="70" w:type="dxa"/>
+              <w:left w:w="100" w:type="dxa"/>
+              <w:bottom w:w="70" w:type="dxa"/>
+              <w:right w:w="100" w:type="dxa"/>
+            </w:tcMar>
+          </w:tcPr>
+          <w:p>
+            <w:pPr>
+              <w:spacing w:after="30"/>
+            </w:pPr>
+            <w:r>
+              <w:rPr>
+                <w:sz w:val="18"/>
+                <w:szCs w:val="18"/>
+              </w:rPr>
+              <w:t xml:space="preserve">docs/evidencias/DEF-M01-004-fecha-futura-mensaje-formato.png</w:t>
+            </w:r>
+          </w:p>
+        </w:tc>
+      </w:tr>
+      <w:tr>
+        <w:trPr>
+          <w:cantSplit/>
+        </w:trPr>
+        <w:tc>
+          <w:tcPr>
+            <w:tcW w:w="2200" w:type="dxa"/>
+            <w:tcBorders>
+              <w:top w:val="single" w:sz="4" w:space="0" w:color="C9CFD4"/>
+              <w:left w:val="single" w:sz="4" w:space="0" w:color="C9CFD4"/>
+              <w:bottom w:val="single" w:sz="4" w:space="0" w:color="C9CFD4"/>
+              <w:right w:val="single" w:sz="4" w:space="0" w:color="C9CFD4"/>
+            </w:tcBorders>
+            <w:shd w:val="clear" w:color="auto" w:fill="F2F4F6"/>
+            <w:tcMar>
+              <w:top w:w="70" w:type="dxa"/>
+              <w:left w:w="100" w:type="dxa"/>
+              <w:bottom w:w="70" w:type="dxa"/>
+              <w:right w:w="100" w:type="dxa"/>
+            </w:tcMar>
+          </w:tcPr>
+          <w:p>
+            <w:pPr>
+              <w:spacing w:after="30"/>
+            </w:pPr>
+            <w:r>
+              <w:rPr>
+                <w:b/>
+                <w:bCs/>
+                <w:sz w:val="18"/>
+                <w:szCs w:val="18"/>
+              </w:rPr>
+              <w:t xml:space="preserve">Severidad / prioridad</w:t>
+            </w:r>
+          </w:p>
+        </w:tc>
+        <w:tc>
+          <w:tcPr>
+            <w:tcW w:w="7160" w:type="dxa"/>
+            <w:tcBorders>
+              <w:top w:val="single" w:sz="4" w:space="0" w:color="C9CFD4"/>
+              <w:left w:val="single" w:sz="4" w:space="0" w:color="C9CFD4"/>
+              <w:bottom w:val="single" w:sz="4" w:space="0" w:color="C9CFD4"/>
+              <w:right w:val="single" w:sz="4" w:space="0" w:color="C9CFD4"/>
+            </w:tcBorders>
+            <w:tcMar>
+              <w:top w:w="70" w:type="dxa"/>
+              <w:left w:w="100" w:type="dxa"/>
+              <w:bottom w:w="70" w:type="dxa"/>
+              <w:right w:w="100" w:type="dxa"/>
+            </w:tcMar>
+          </w:tcPr>
+          <w:p>
+            <w:pPr>
+              <w:spacing w:after="30"/>
+            </w:pPr>
+            <w:r>
+              <w:rPr>
+                <w:sz w:val="18"/>
+                <w:szCs w:val="18"/>
+              </w:rPr>
+              <w:t xml:space="preserve">Baja / baja. Rechazar la fecha futura es correcto, pero el cliente no sabe qué corregir porque el formato ya es el que se pide.</w:t>
+            </w:r>
+          </w:p>
+        </w:tc>
+      </w:tr>
+      <w:tr>
+        <w:trPr>
+          <w:cantSplit/>
+        </w:trPr>
+        <w:tc>
+          <w:tcPr>
+            <w:tcW w:w="2200" w:type="dxa"/>
+            <w:tcBorders>
+              <w:top w:val="single" w:sz="4" w:space="0" w:color="C9CFD4"/>
+              <w:left w:val="single" w:sz="4" w:space="0" w:color="C9CFD4"/>
+              <w:bottom w:val="single" w:sz="4" w:space="0" w:color="C9CFD4"/>
+              <w:right w:val="single" w:sz="4" w:space="0" w:color="C9CFD4"/>
+            </w:tcBorders>
+            <w:shd w:val="clear" w:color="auto" w:fill="F2F4F6"/>
+            <w:tcMar>
+              <w:top w:w="70" w:type="dxa"/>
+              <w:left w:w="100" w:type="dxa"/>
+              <w:bottom w:w="70" w:type="dxa"/>
+              <w:right w:w="100" w:type="dxa"/>
+            </w:tcMar>
+          </w:tcPr>
+          <w:p>
+            <w:pPr>
+              <w:spacing w:after="30"/>
+            </w:pPr>
+            <w:r>
+              <w:rPr>
+                <w:b/>
+                <w:bCs/>
+                <w:sz w:val="18"/>
+                <w:szCs w:val="18"/>
+              </w:rPr>
+              <w:t xml:space="preserve">Requisito</w:t>
+            </w:r>
+          </w:p>
+        </w:tc>
+        <w:tc>
+          <w:tcPr>
+            <w:tcW w:w="7160" w:type="dxa"/>
+            <w:tcBorders>
+              <w:top w:val="single" w:sz="4" w:space="0" w:color="C9CFD4"/>
+              <w:left w:val="single" w:sz="4" w:space="0" w:color="C9CFD4"/>
+              <w:bottom w:val="single" w:sz="4" w:space="0" w:color="C9CFD4"/>
+              <w:right w:val="single" w:sz="4" w:space="0" w:color="C9CFD4"/>
+            </w:tcBorders>
+            <w:tcMar>
+              <w:top w:w="70" w:type="dxa"/>
+              <w:left w:w="100" w:type="dxa"/>
+              <w:bottom w:w="70" w:type="dxa"/>
+              <w:right w:w="100" w:type="dxa"/>
+            </w:tcMar>
+          </w:tcPr>
+          <w:p>
+            <w:pPr>
+              <w:spacing w:after="30"/>
+            </w:pPr>
+            <w:r>
+              <w:rPr>
+                <w:sz w:val="18"/>
+                <w:szCs w:val="18"/>
+              </w:rPr>
+              <w:t xml:space="preserve">R6</w:t>
+            </w:r>
+          </w:p>
+        </w:tc>
+      </w:tr>
+      <w:tr>
+        <w:trPr>
+          <w:cantSplit/>
+        </w:trPr>
+        <w:tc>
+          <w:tcPr>
+            <w:tcW w:w="2200" w:type="dxa"/>
+            <w:tcBorders>
+              <w:top w:val="single" w:sz="4" w:space="0" w:color="C9CFD4"/>
+              <w:left w:val="single" w:sz="4" w:space="0" w:color="C9CFD4"/>
+              <w:bottom w:val="single" w:sz="4" w:space="0" w:color="C9CFD4"/>
+              <w:right w:val="single" w:sz="4" w:space="0" w:color="C9CFD4"/>
+            </w:tcBorders>
+            <w:shd w:val="clear" w:color="auto" w:fill="F2F4F6"/>
+            <w:tcMar>
+              <w:top w:w="70" w:type="dxa"/>
+              <w:left w:w="100" w:type="dxa"/>
+              <w:bottom w:w="70" w:type="dxa"/>
+              <w:right w:w="100" w:type="dxa"/>
+            </w:tcMar>
+          </w:tcPr>
+          <w:p>
+            <w:pPr>
+              <w:spacing w:after="30"/>
+            </w:pPr>
+            <w:r>
+              <w:rPr>
+                <w:b/>
+                <w:bCs/>
+                <w:sz w:val="18"/>
+                <w:szCs w:val="18"/>
+              </w:rPr>
+              <w:t xml:space="preserve">Nota</w:t>
+            </w:r>
+          </w:p>
+        </w:tc>
+        <w:tc>
+          <w:tcPr>
+            <w:tcW w:w="7160" w:type="dxa"/>
+            <w:tcBorders>
+              <w:top w:val="single" w:sz="4" w:space="0" w:color="C9CFD4"/>
+              <w:left w:val="single" w:sz="4" w:space="0" w:color="C9CFD4"/>
+              <w:bottom w:val="single" w:sz="4" w:space="0" w:color="C9CFD4"/>
+              <w:right w:val="single" w:sz="4" w:space="0" w:color="C9CFD4"/>
+            </w:tcBorders>
+            <w:tcMar>
+              <w:top w:w="70" w:type="dxa"/>
+              <w:left w:w="100" w:type="dxa"/>
+              <w:bottom w:w="70" w:type="dxa"/>
+              <w:right w:w="100" w:type="dxa"/>
+            </w:tcMar>
+          </w:tcPr>
+          <w:p>
+            <w:pPr>
+              <w:spacing w:after="30"/>
+            </w:pPr>
+            <w:r>
+              <w:rPr>
+                <w:sz w:val="18"/>
+                <w:szCs w:val="18"/>
+              </w:rPr>
+              <w:t xml:space="preserve">En la sesión se envió con la contraseña vacía para no crear una cuenta; los errores de Password de la captura no son parte del defecto. El límite de «futura» usa la fecha del servidor (GMT). Por registrar en Jira.</w:t>
             </w:r>
           </w:p>
         </w:tc>
@@ -5209,20 +6751,7 @@
       </w:pPr>
       <w:r>
         <w:rPr/>
-        <w:t xml:space="preserve">Los 5 defectos están en el </w:t>
-      </w:r>
-      <w:hyperlink r:id="rIdL1">
-        <w:r>
-          <w:rPr>
-            <w:color w:val="0B69C7"/>
-            <w:u w:val="single"/>
-          </w:rPr>
-          <w:t xml:space="preserve">proyecto PS de Jira</w:t>
-        </w:r>
-      </w:hyperlink>
-      <w:r>
-        <w:rPr/>
-        <w:t xml:space="preserve">, dentro de PS Sprint 1 (14 al 28 de octubre de 2026), junto con los 12 casos del carrito. Los defectos siguen en «Por hacer» porque nadie los ha corregido todavía.</w:t>
+        <w:t xml:space="preserve">Los 5 defectos están en el proyecto PS de Jira, dentro de PS Sprint 1 (14 al 28 de octubre de 2026), junto con los 12 casos del carrito. Los defectos siguen en «Por hacer» porque nadie los ha corregido todavía. DEF-03 y DEF-04 se registrarán en el mismo sprint, citando el charter de la sesión exploratoria 1, cuando se reproduzcan en una instancia nueva.</w:t>
       </w:r>
     </w:p>
     <w:tbl>
@@ -5535,7 +7064,7 @@
       </w:pPr>
       <w:r>
         <w:rPr/>
-        <w:t xml:space="preserve">5 defectos, cada uno reproducido desde cero.</w:t>
+        <w:t xml:space="preserve">7 defectos: los 5 de la v1 reproducidos desde cero; DEF-03 y DEF-04 por reproducir en una instancia nueva antes de registrarlos en Jira.</w:t>
       </w:r>
     </w:p>
     <w:p>

--- a/docs/Reporte de defectos v1 — PrestaShop.docx
+++ b/docs/Reporte de defectos v1 — PrestaShop.docx
@@ -102,14 +102,14 @@
                 <w:sz w:val="20"/>
                 <w:szCs w:val="20"/>
               </w:rPr>
-              <w:t xml:space="preserve">7 defectos</w:t>
+              <w:t xml:space="preserve">8 defectos</w:t>
             </w:r>
             <w:r>
               <w:rPr>
                 <w:sz w:val="20"/>
                 <w:szCs w:val="20"/>
               </w:rPr>
-              <w:t xml:space="preserve"> del registro, del carrito y del checkout: 4 funcionales (DEF-01 a DEF-04) y 3 de accesibilidad (A11Y-01 a A11Y-03). Los 5 primeros se reprodujeron en la demo y están registrados en Jira: tablero del proyecto PS. DEF-03 y DEF-04 salieron de la sesión exploratoria 1 del 21 de octubre de 2026 y están </w:t>
+              <w:t xml:space="preserve">: 5 funcionales (DEF-01 a DEF-05) y 3 de accesibilidad (A11Y-01 a A11Y-03). Los 5 primeros ya están en Jira. DEF-03, DEF-04 y DEF-05 son del 21 de octubre y están </w:t>
             </w:r>
             <w:r>
               <w:rPr>
@@ -277,7 +277,7 @@
                 <w:sz w:val="18"/>
                 <w:szCs w:val="18"/>
               </w:rPr>
-              <w:t xml:space="preserve">19 de octubre de 2026 · actualizado el 21 de octubre de 2026 con DEF-03 y DEF-04</w:t>
+              <w:t xml:space="preserve">19 de octubre de 2026 (actualizado el 21 de octubre)</w:t>
             </w:r>
           </w:p>
         </w:tc>
@@ -343,7 +343,7 @@
                 <w:sz w:val="18"/>
                 <w:szCs w:val="18"/>
               </w:rPr>
-              <w:t xml:space="preserve">Hummingbird printed t-shirt, talla S, color blanco (€22.94; stock 300; compra mínima 1). Registro: formulario «Create an account».</w:t>
+              <w:t xml:space="preserve">Hummingbird printed t-shirt, talla S, color blanco (€22.94; stock 300; compra mínima 1)</w:t>
             </w:r>
           </w:p>
         </w:tc>
@@ -1234,7 +1234,7 @@
                 <w:sz w:val="18"/>
                 <w:szCs w:val="18"/>
               </w:rPr>
-              <w:t xml:space="preserve">Un correo que termina en «@» provoca un error 500 en el registro</w:t>
+              <w:t xml:space="preserve">Un correo que termina en «@» da error 500</w:t>
             </w:r>
           </w:p>
         </w:tc>
@@ -1442,7 +1442,7 @@
                 <w:sz w:val="18"/>
                 <w:szCs w:val="18"/>
               </w:rPr>
-              <w:t xml:space="preserve">Una fecha de nacimiento futura da un mensaje de formato</w:t>
+              <w:t xml:space="preserve">Una fecha futura da un mensaje de formato</w:t>
             </w:r>
           </w:p>
         </w:tc>
@@ -1559,6 +1559,214 @@
                 <w:szCs w:val="18"/>
               </w:rPr>
               <w:t xml:space="preserve">R6</w:t>
+            </w:r>
+          </w:p>
+        </w:tc>
+        <w:tc>
+          <w:tcPr>
+            <w:tcW w:w="900" w:type="dxa"/>
+            <w:tcBorders>
+              <w:top w:val="single" w:sz="4" w:space="0" w:color="C9CFD4"/>
+              <w:left w:val="single" w:sz="4" w:space="0" w:color="C9CFD4"/>
+              <w:bottom w:val="single" w:sz="4" w:space="0" w:color="C9CFD4"/>
+              <w:right w:val="single" w:sz="4" w:space="0" w:color="C9CFD4"/>
+            </w:tcBorders>
+            <w:tcMar>
+              <w:top w:w="70" w:type="dxa"/>
+              <w:left w:w="100" w:type="dxa"/>
+              <w:bottom w:w="70" w:type="dxa"/>
+              <w:right w:w="100" w:type="dxa"/>
+            </w:tcMar>
+          </w:tcPr>
+          <w:p>
+            <w:pPr>
+              <w:spacing w:after="30"/>
+            </w:pPr>
+            <w:r>
+              <w:rPr>
+                <w:sz w:val="18"/>
+                <w:szCs w:val="18"/>
+              </w:rPr>
+              <w:t xml:space="preserve">Por registrar</w:t>
+            </w:r>
+          </w:p>
+        </w:tc>
+      </w:tr>
+      <w:tr>
+        <w:trPr>
+          <w:cantSplit/>
+        </w:trPr>
+        <w:tc>
+          <w:tcPr>
+            <w:tcW w:w="1000" w:type="dxa"/>
+            <w:tcBorders>
+              <w:top w:val="single" w:sz="4" w:space="0" w:color="C9CFD4"/>
+              <w:left w:val="single" w:sz="4" w:space="0" w:color="C9CFD4"/>
+              <w:bottom w:val="single" w:sz="4" w:space="0" w:color="C9CFD4"/>
+              <w:right w:val="single" w:sz="4" w:space="0" w:color="C9CFD4"/>
+            </w:tcBorders>
+            <w:tcMar>
+              <w:top w:w="70" w:type="dxa"/>
+              <w:left w:w="100" w:type="dxa"/>
+              <w:bottom w:w="70" w:type="dxa"/>
+              <w:right w:w="100" w:type="dxa"/>
+            </w:tcMar>
+          </w:tcPr>
+          <w:p>
+            <w:pPr>
+              <w:spacing w:after="30"/>
+            </w:pPr>
+            <w:r>
+              <w:rPr>
+                <w:sz w:val="18"/>
+                <w:szCs w:val="18"/>
+              </w:rPr>
+              <w:t xml:space="preserve">DEF-05</w:t>
+            </w:r>
+          </w:p>
+        </w:tc>
+        <w:tc>
+          <w:tcPr>
+            <w:tcW w:w="3460" w:type="dxa"/>
+            <w:tcBorders>
+              <w:top w:val="single" w:sz="4" w:space="0" w:color="C9CFD4"/>
+              <w:left w:val="single" w:sz="4" w:space="0" w:color="C9CFD4"/>
+              <w:bottom w:val="single" w:sz="4" w:space="0" w:color="C9CFD4"/>
+              <w:right w:val="single" w:sz="4" w:space="0" w:color="C9CFD4"/>
+            </w:tcBorders>
+            <w:tcMar>
+              <w:top w:w="70" w:type="dxa"/>
+              <w:left w:w="100" w:type="dxa"/>
+              <w:bottom w:w="70" w:type="dxa"/>
+              <w:right w:w="100" w:type="dxa"/>
+            </w:tcMar>
+          </w:tcPr>
+          <w:p>
+            <w:pPr>
+              <w:spacing w:after="30"/>
+            </w:pPr>
+            <w:r>
+              <w:rPr>
+                <w:sz w:val="18"/>
+                <w:szCs w:val="18"/>
+              </w:rPr>
+              <w:t xml:space="preserve">La búsqueda muestra productos que no tienen relación</w:t>
+            </w:r>
+          </w:p>
+        </w:tc>
+        <w:tc>
+          <w:tcPr>
+            <w:tcW w:w="1250" w:type="dxa"/>
+            <w:tcBorders>
+              <w:top w:val="single" w:sz="4" w:space="0" w:color="C9CFD4"/>
+              <w:left w:val="single" w:sz="4" w:space="0" w:color="C9CFD4"/>
+              <w:bottom w:val="single" w:sz="4" w:space="0" w:color="C9CFD4"/>
+              <w:right w:val="single" w:sz="4" w:space="0" w:color="C9CFD4"/>
+            </w:tcBorders>
+            <w:tcMar>
+              <w:top w:w="70" w:type="dxa"/>
+              <w:left w:w="100" w:type="dxa"/>
+              <w:bottom w:w="70" w:type="dxa"/>
+              <w:right w:w="100" w:type="dxa"/>
+            </w:tcMar>
+          </w:tcPr>
+          <w:p>
+            <w:pPr>
+              <w:spacing w:after="30"/>
+            </w:pPr>
+            <w:r>
+              <w:rPr>
+                <w:sz w:val="18"/>
+                <w:szCs w:val="18"/>
+              </w:rPr>
+              <w:t xml:space="preserve">Media</w:t>
+            </w:r>
+          </w:p>
+        </w:tc>
+        <w:tc>
+          <w:tcPr>
+            <w:tcW w:w="1150" w:type="dxa"/>
+            <w:tcBorders>
+              <w:top w:val="single" w:sz="4" w:space="0" w:color="C9CFD4"/>
+              <w:left w:val="single" w:sz="4" w:space="0" w:color="C9CFD4"/>
+              <w:bottom w:val="single" w:sz="4" w:space="0" w:color="C9CFD4"/>
+              <w:right w:val="single" w:sz="4" w:space="0" w:color="C9CFD4"/>
+            </w:tcBorders>
+            <w:tcMar>
+              <w:top w:w="70" w:type="dxa"/>
+              <w:left w:w="100" w:type="dxa"/>
+              <w:bottom w:w="70" w:type="dxa"/>
+              <w:right w:w="100" w:type="dxa"/>
+            </w:tcMar>
+          </w:tcPr>
+          <w:p>
+            <w:pPr>
+              <w:spacing w:after="30"/>
+            </w:pPr>
+            <w:r>
+              <w:rPr>
+                <w:sz w:val="18"/>
+                <w:szCs w:val="18"/>
+              </w:rPr>
+              <w:t xml:space="preserve">Media</w:t>
+            </w:r>
+          </w:p>
+        </w:tc>
+        <w:tc>
+          <w:tcPr>
+            <w:tcW w:w="900" w:type="dxa"/>
+            <w:tcBorders>
+              <w:top w:val="single" w:sz="4" w:space="0" w:color="C9CFD4"/>
+              <w:left w:val="single" w:sz="4" w:space="0" w:color="C9CFD4"/>
+              <w:bottom w:val="single" w:sz="4" w:space="0" w:color="C9CFD4"/>
+              <w:right w:val="single" w:sz="4" w:space="0" w:color="C9CFD4"/>
+            </w:tcBorders>
+            <w:tcMar>
+              <w:top w:w="70" w:type="dxa"/>
+              <w:left w:w="100" w:type="dxa"/>
+              <w:bottom w:w="70" w:type="dxa"/>
+              <w:right w:w="100" w:type="dxa"/>
+            </w:tcMar>
+          </w:tcPr>
+          <w:p>
+            <w:pPr>
+              <w:spacing w:after="30"/>
+            </w:pPr>
+            <w:r>
+              <w:rPr>
+                <w:sz w:val="18"/>
+                <w:szCs w:val="18"/>
+              </w:rPr>
+              <w:t xml:space="preserve">Nuevo</w:t>
+            </w:r>
+          </w:p>
+        </w:tc>
+        <w:tc>
+          <w:tcPr>
+            <w:tcW w:w="700" w:type="dxa"/>
+            <w:tcBorders>
+              <w:top w:val="single" w:sz="4" w:space="0" w:color="C9CFD4"/>
+              <w:left w:val="single" w:sz="4" w:space="0" w:color="C9CFD4"/>
+              <w:bottom w:val="single" w:sz="4" w:space="0" w:color="C9CFD4"/>
+              <w:right w:val="single" w:sz="4" w:space="0" w:color="C9CFD4"/>
+            </w:tcBorders>
+            <w:tcMar>
+              <w:top w:w="70" w:type="dxa"/>
+              <w:left w:w="100" w:type="dxa"/>
+              <w:bottom w:w="70" w:type="dxa"/>
+              <w:right w:w="100" w:type="dxa"/>
+            </w:tcMar>
+          </w:tcPr>
+          <w:p>
+            <w:pPr>
+              <w:spacing w:after="30"/>
+            </w:pPr>
+            <w:r>
+              <w:rPr>
+                <w:sz w:val="18"/>
+                <w:szCs w:val="18"/>
+              </w:rPr>
+              <w:t xml:space="preserve">R7</w:t>
             </w:r>
           </w:p>
         </w:tc>
@@ -2228,7 +2436,7 @@
       </w:pPr>
       <w:r>
         <w:rPr/>
-        <w:t xml:space="preserve">Severidad (impacto) y prioridad (urgencia) son propuestas del autor, cada una con su justificación en el detalle. «Nuevo» corresponde al estado «Por hacer» de Jira; «Por registrar» indica que el defecto aún no está en Jira. Los requisitos (R1 a R7) están en la Matriz de trazabilidad v1.</w:t>
+        <w:t xml:space="preserve">Severidad (impacto) y prioridad (urgencia) son propuestas del autor, cada una con su justificación en el detalle. «Nuevo» es el estado «Por hacer» de Jira y «Por registrar» quiere decir que todavía no está en Jira. Los requisitos (R1 a R7) están en la Matriz de trazabilidad v1.</w:t>
       </w:r>
     </w:p>
     <w:p>
@@ -3325,7 +3533,7 @@
           <w:sz w:val="24"/>
           <w:szCs w:val="24"/>
         </w:rPr>
-        <w:t xml:space="preserve">DEF-03 · Un correo que termina en «@» provoca un error 500 en el registro</w:t>
+        <w:t xml:space="preserve">DEF-03 · Un correo que termina en «@» da error 500</w:t>
       </w:r>
     </w:p>
     <w:tbl>
@@ -3403,7 +3611,7 @@
                 <w:sz w:val="18"/>
                 <w:szCs w:val="18"/>
               </w:rPr>
-              <w:t xml:space="preserve">Sesión exploratoria 1 (registro de cuenta), nota de las 19:23. Observado el 21 de octubre de 2026 en easy-orange.demo.prestashop.com.</w:t>
+              <w:t xml:space="preserve">Sesión exploratoria 1, 21 de octubre de 2026, easy-orange.demo.prestashop.com.</w:t>
             </w:r>
           </w:p>
         </w:tc>
@@ -3469,7 +3677,7 @@
                 <w:sz w:val="18"/>
                 <w:szCs w:val="18"/>
               </w:rPr>
-              <w:t xml:space="preserve">1) Abrir «Create an account». 2) Llenar Mr., «Ana», «Prueba» y el correo «ana@»; marcar las dos casillas obligatorias. 3) Enviar el formulario sin la validación del navegador (por ejemplo, desde la consola de DevTools).</w:t>
+              <w:t xml:space="preserve">1) Abrir «Create an account». 2) Escribir el correo «ana@» y marcar las dos casillas. 3) Enviar el formulario sin la validación del navegador (desde DevTools).</w:t>
             </w:r>
           </w:p>
         </w:tc>
@@ -3535,7 +3743,7 @@
                 <w:sz w:val="18"/>
                 <w:szCs w:val="18"/>
               </w:rPr>
-              <w:t xml:space="preserve">El formulario vuelve con «Invalid format.» en Email, como pasa con «ana@example» o «ana@.com».</w:t>
+              <w:t xml:space="preserve">El mensaje «Invalid format.» en el correo.</w:t>
             </w:r>
           </w:p>
         </w:tc>
@@ -3601,7 +3809,7 @@
                 <w:sz w:val="18"/>
                 <w:szCs w:val="18"/>
               </w:rPr>
-              <w:t xml:space="preserve">HTTP 500 con el cuerpo vacío (0 bytes): Chrome muestra su página de error. Lo mismo con «x@». En pantalla, el navegador bloquea «ana@» antes de enviar («Ingresa texto después del signo @»), así que un cliente normal no llega a este error.</w:t>
+              <w:t xml:space="preserve">Error 500 y la página queda en blanco. Lo mismo con «x@». Desde la pantalla normal, el navegador no deja enviar «ana@».</w:t>
             </w:r>
           </w:p>
         </w:tc>
@@ -3667,7 +3875,7 @@
                 <w:sz w:val="18"/>
                 <w:szCs w:val="18"/>
               </w:rPr>
-              <w:t xml:space="preserve">docs/evidencias/DEF-M01-003-correo-incompleto-respuesta-500.png y docs/evidencias/DEF-M01-003-correo-incompleto-bloqueo-navegador.png</w:t>
+              <w:t xml:space="preserve">docs/evidencias/DEF-M01-003-correo-incompleto-respuesta-500.png y DEF-M01-003-correo-incompleto-bloqueo-navegador.png</w:t>
             </w:r>
           </w:p>
         </w:tc>
@@ -3733,7 +3941,7 @@
                 <w:sz w:val="18"/>
                 <w:szCs w:val="18"/>
               </w:rPr>
-              <w:t xml:space="preserve">Media / baja. El servidor falla ante un dato inválido en vez de responder con un mensaje. La prioridad es baja porque solo se llega saltando la validación del navegador.</w:t>
+              <w:t xml:space="preserve">Media / baja. El servidor falla en vez de mostrar un mensaje, pero solo pasa si se salta la validación del navegador.</w:t>
             </w:r>
           </w:p>
         </w:tc>
@@ -3865,7 +4073,7 @@
                 <w:sz w:val="18"/>
                 <w:szCs w:val="18"/>
               </w:rPr>
-              <w:t xml:space="preserve">Por registrar en Jira después de reproducirlo desde cero en otra instancia. Falta probar el mismo correo en el formulario de invitado del checkout.</w:t>
+              <w:t xml:space="preserve">Falta reproducirlo en otra instancia y registrarlo en Jira.</w:t>
             </w:r>
           </w:p>
         </w:tc>
@@ -3889,7 +4097,7 @@
           <w:sz w:val="24"/>
           <w:szCs w:val="24"/>
         </w:rPr>
-        <w:t xml:space="preserve">DEF-04 · Una fecha de nacimiento futura da un mensaje de formato</w:t>
+        <w:t xml:space="preserve">DEF-04 · Una fecha futura da un mensaje de formato</w:t>
       </w:r>
     </w:p>
     <w:tbl>
@@ -3967,7 +4175,7 @@
                 <w:sz w:val="18"/>
                 <w:szCs w:val="18"/>
               </w:rPr>
-              <w:t xml:space="preserve">Sesión exploratoria 1 (registro de cuenta), nota de las 19:24. Observado el 21 de octubre de 2026 en easy-orange.demo.prestashop.com.</w:t>
+              <w:t xml:space="preserve">Sesión exploratoria 1, 21 de octubre de 2026, easy-orange.demo.prestashop.com.</w:t>
             </w:r>
           </w:p>
         </w:tc>
@@ -4033,7 +4241,7 @@
                 <w:sz w:val="18"/>
                 <w:szCs w:val="18"/>
               </w:rPr>
-              <w:t xml:space="preserve">1) Abrir «Create an account». 2) Llenar los datos y escribir 12/31/2030 en Birthdate. 3) Enviar el formulario.</w:t>
+              <w:t xml:space="preserve">1) Abrir «Create an account». 2) Escribir 12/31/2030 en Birthdate. 3) Enviar.</w:t>
             </w:r>
           </w:p>
         </w:tc>
@@ -4099,7 +4307,7 @@
                 <w:sz w:val="18"/>
                 <w:szCs w:val="18"/>
               </w:rPr>
-              <w:t xml:space="preserve">Un mensaje que diga que la fecha de nacimiento no puede ser futura.</w:t>
+              <w:t xml:space="preserve">Un mensaje que diga que la fecha no puede ser futura.</w:t>
             </w:r>
           </w:p>
         </w:tc>
@@ -4165,7 +4373,7 @@
                 <w:sz w:val="18"/>
                 <w:szCs w:val="18"/>
               </w:rPr>
-              <w:t xml:space="preserve">«Format should be 05/31/1970.», aunque 12/31/2030 ya tiene el formato MM/DD/YYYY. El mismo mensaje sale para 01/01/1800 y para fechas imposibles como 02/30/1990.</w:t>
+              <w:t xml:space="preserve">«Format should be 05/31/1970.», aunque el formato está bien.</w:t>
             </w:r>
           </w:p>
         </w:tc>
@@ -4297,7 +4505,7 @@
                 <w:sz w:val="18"/>
                 <w:szCs w:val="18"/>
               </w:rPr>
-              <w:t xml:space="preserve">Baja / baja. Rechazar la fecha futura es correcto, pero el cliente no sabe qué corregir porque el formato ya es el que se pide.</w:t>
+              <w:t xml:space="preserve">Baja / baja. La fecha se rechaza bien, pero el mensaje no dice qué corregir.</w:t>
             </w:r>
           </w:p>
         </w:tc>
@@ -4429,7 +4637,571 @@
                 <w:sz w:val="18"/>
                 <w:szCs w:val="18"/>
               </w:rPr>
-              <w:t xml:space="preserve">En la sesión se envió con la contraseña vacía para no crear una cuenta; los errores de Password de la captura no son parte del defecto. El límite de «futura» usa la fecha del servidor (GMT). Por registrar en Jira.</w:t>
+              <w:t xml:space="preserve">En la captura la contraseña está vacía para no crear una cuenta; esos errores no son parte del defecto.</w:t>
+            </w:r>
+          </w:p>
+        </w:tc>
+      </w:tr>
+    </w:tbl>
+    <w:p>
+      <w:pPr>
+        <w:spacing w:after="100"/>
+      </w:pPr>
+    </w:p>
+    <w:p>
+      <w:pPr>
+        <w:pStyle w:val="Ttulo2"/>
+        <w:spacing w:before="220" w:after="100"/>
+      </w:pPr>
+      <w:r>
+        <w:rPr>
+          <w:b/>
+          <w:bCs/>
+          <w:color w:val="3D4750"/>
+          <w:sz w:val="24"/>
+          <w:szCs w:val="24"/>
+        </w:rPr>
+        <w:t xml:space="preserve">DEF-05 · La búsqueda muestra productos que no tienen relación</w:t>
+      </w:r>
+    </w:p>
+    <w:tbl>
+      <w:tblPr>
+        <w:tblW w:w="9360" w:type="dxa"/>
+        <w:tblLayout w:type="fixed"/>
+        <w:tblCellMar>
+          <w:left w:w="10" w:type="dxa"/>
+          <w:right w:w="10" w:type="dxa"/>
+        </w:tblCellMar>
+        <w:tblLook w:val="04A0" w:firstRow="1" w:lastRow="0" w:firstColumn="1" w:lastColumn="0" w:noHBand="0" w:noVBand="1"/>
+      </w:tblPr>
+      <w:tblGrid>
+        <w:gridCol w:w="2200"/>
+        <w:gridCol w:w="7160"/>
+      </w:tblGrid>
+      <w:tr>
+        <w:trPr>
+          <w:cantSplit/>
+        </w:trPr>
+        <w:tc>
+          <w:tcPr>
+            <w:tcW w:w="2200" w:type="dxa"/>
+            <w:tcBorders>
+              <w:top w:val="single" w:sz="4" w:space="0" w:color="C9CFD4"/>
+              <w:left w:val="single" w:sz="4" w:space="0" w:color="C9CFD4"/>
+              <w:bottom w:val="single" w:sz="4" w:space="0" w:color="C9CFD4"/>
+              <w:right w:val="single" w:sz="4" w:space="0" w:color="C9CFD4"/>
+            </w:tcBorders>
+            <w:shd w:val="clear" w:color="auto" w:fill="F2F4F6"/>
+            <w:tcMar>
+              <w:top w:w="70" w:type="dxa"/>
+              <w:left w:w="100" w:type="dxa"/>
+              <w:bottom w:w="70" w:type="dxa"/>
+              <w:right w:w="100" w:type="dxa"/>
+            </w:tcMar>
+          </w:tcPr>
+          <w:p>
+            <w:pPr>
+              <w:spacing w:after="30"/>
+            </w:pPr>
+            <w:r>
+              <w:rPr>
+                <w:b/>
+                <w:bCs/>
+                <w:sz w:val="18"/>
+                <w:szCs w:val="18"/>
+              </w:rPr>
+              <w:t xml:space="preserve">Encontrado en</w:t>
+            </w:r>
+          </w:p>
+        </w:tc>
+        <w:tc>
+          <w:tcPr>
+            <w:tcW w:w="7160" w:type="dxa"/>
+            <w:tcBorders>
+              <w:top w:val="single" w:sz="4" w:space="0" w:color="C9CFD4"/>
+              <w:left w:val="single" w:sz="4" w:space="0" w:color="C9CFD4"/>
+              <w:bottom w:val="single" w:sz="4" w:space="0" w:color="C9CFD4"/>
+              <w:right w:val="single" w:sz="4" w:space="0" w:color="C9CFD4"/>
+            </w:tcBorders>
+            <w:tcMar>
+              <w:top w:w="70" w:type="dxa"/>
+              <w:left w:w="100" w:type="dxa"/>
+              <w:bottom w:w="70" w:type="dxa"/>
+              <w:right w:w="100" w:type="dxa"/>
+            </w:tcMar>
+          </w:tcPr>
+          <w:p>
+            <w:pPr>
+              <w:spacing w:after="30"/>
+            </w:pPr>
+            <w:r>
+              <w:rPr>
+                <w:sz w:val="18"/>
+                <w:szCs w:val="18"/>
+              </w:rPr>
+              <w:t xml:space="preserve">Casos del catálogo CC-04 y CC-05, 21 de octubre de 2026, noxious-line.demo.prestashop.com.</w:t>
+            </w:r>
+          </w:p>
+        </w:tc>
+      </w:tr>
+      <w:tr>
+        <w:trPr>
+          <w:cantSplit/>
+        </w:trPr>
+        <w:tc>
+          <w:tcPr>
+            <w:tcW w:w="2200" w:type="dxa"/>
+            <w:tcBorders>
+              <w:top w:val="single" w:sz="4" w:space="0" w:color="C9CFD4"/>
+              <w:left w:val="single" w:sz="4" w:space="0" w:color="C9CFD4"/>
+              <w:bottom w:val="single" w:sz="4" w:space="0" w:color="C9CFD4"/>
+              <w:right w:val="single" w:sz="4" w:space="0" w:color="C9CFD4"/>
+            </w:tcBorders>
+            <w:shd w:val="clear" w:color="auto" w:fill="F2F4F6"/>
+            <w:tcMar>
+              <w:top w:w="70" w:type="dxa"/>
+              <w:left w:w="100" w:type="dxa"/>
+              <w:bottom w:w="70" w:type="dxa"/>
+              <w:right w:w="100" w:type="dxa"/>
+            </w:tcMar>
+          </w:tcPr>
+          <w:p>
+            <w:pPr>
+              <w:spacing w:after="30"/>
+            </w:pPr>
+            <w:r>
+              <w:rPr>
+                <w:b/>
+                <w:bCs/>
+                <w:sz w:val="18"/>
+                <w:szCs w:val="18"/>
+              </w:rPr>
+              <w:t xml:space="preserve">Pasos para reproducir</w:t>
+            </w:r>
+          </w:p>
+        </w:tc>
+        <w:tc>
+          <w:tcPr>
+            <w:tcW w:w="7160" w:type="dxa"/>
+            <w:tcBorders>
+              <w:top w:val="single" w:sz="4" w:space="0" w:color="C9CFD4"/>
+              <w:left w:val="single" w:sz="4" w:space="0" w:color="C9CFD4"/>
+              <w:bottom w:val="single" w:sz="4" w:space="0" w:color="C9CFD4"/>
+              <w:right w:val="single" w:sz="4" w:space="0" w:color="C9CFD4"/>
+            </w:tcBorders>
+            <w:tcMar>
+              <w:top w:w="70" w:type="dxa"/>
+              <w:left w:w="100" w:type="dxa"/>
+              <w:bottom w:w="70" w:type="dxa"/>
+              <w:right w:w="100" w:type="dxa"/>
+            </w:tcMar>
+          </w:tcPr>
+          <w:p>
+            <w:pPr>
+              <w:spacing w:after="30"/>
+            </w:pPr>
+            <w:r>
+              <w:rPr>
+                <w:sz w:val="18"/>
+                <w:szCs w:val="18"/>
+              </w:rPr>
+              <w:t xml:space="preserve">1) Escribir «dragon» en el buscador. 2) Pulsar Enter.</w:t>
+            </w:r>
+          </w:p>
+        </w:tc>
+      </w:tr>
+      <w:tr>
+        <w:trPr>
+          <w:cantSplit/>
+        </w:trPr>
+        <w:tc>
+          <w:tcPr>
+            <w:tcW w:w="2200" w:type="dxa"/>
+            <w:tcBorders>
+              <w:top w:val="single" w:sz="4" w:space="0" w:color="C9CFD4"/>
+              <w:left w:val="single" w:sz="4" w:space="0" w:color="C9CFD4"/>
+              <w:bottom w:val="single" w:sz="4" w:space="0" w:color="C9CFD4"/>
+              <w:right w:val="single" w:sz="4" w:space="0" w:color="C9CFD4"/>
+            </w:tcBorders>
+            <w:shd w:val="clear" w:color="auto" w:fill="F2F4F6"/>
+            <w:tcMar>
+              <w:top w:w="70" w:type="dxa"/>
+              <w:left w:w="100" w:type="dxa"/>
+              <w:bottom w:w="70" w:type="dxa"/>
+              <w:right w:w="100" w:type="dxa"/>
+            </w:tcMar>
+          </w:tcPr>
+          <w:p>
+            <w:pPr>
+              <w:spacing w:after="30"/>
+            </w:pPr>
+            <w:r>
+              <w:rPr>
+                <w:b/>
+                <w:bCs/>
+                <w:sz w:val="18"/>
+                <w:szCs w:val="18"/>
+              </w:rPr>
+              <w:t xml:space="preserve">Resultado esperado</w:t>
+            </w:r>
+          </w:p>
+        </w:tc>
+        <w:tc>
+          <w:tcPr>
+            <w:tcW w:w="7160" w:type="dxa"/>
+            <w:tcBorders>
+              <w:top w:val="single" w:sz="4" w:space="0" w:color="C9CFD4"/>
+              <w:left w:val="single" w:sz="4" w:space="0" w:color="C9CFD4"/>
+              <w:bottom w:val="single" w:sz="4" w:space="0" w:color="C9CFD4"/>
+              <w:right w:val="single" w:sz="4" w:space="0" w:color="C9CFD4"/>
+            </w:tcBorders>
+            <w:tcMar>
+              <w:top w:w="70" w:type="dxa"/>
+              <w:left w:w="100" w:type="dxa"/>
+              <w:bottom w:w="70" w:type="dxa"/>
+              <w:right w:w="100" w:type="dxa"/>
+            </w:tcMar>
+          </w:tcPr>
+          <w:p>
+            <w:pPr>
+              <w:spacing w:after="30"/>
+            </w:pPr>
+            <w:r>
+              <w:rPr>
+                <w:sz w:val="18"/>
+                <w:szCs w:val="18"/>
+              </w:rPr>
+              <w:t xml:space="preserve">«No search results for "dragon"».</w:t>
+            </w:r>
+          </w:p>
+        </w:tc>
+      </w:tr>
+      <w:tr>
+        <w:trPr>
+          <w:cantSplit/>
+        </w:trPr>
+        <w:tc>
+          <w:tcPr>
+            <w:tcW w:w="2200" w:type="dxa"/>
+            <w:tcBorders>
+              <w:top w:val="single" w:sz="4" w:space="0" w:color="C9CFD4"/>
+              <w:left w:val="single" w:sz="4" w:space="0" w:color="C9CFD4"/>
+              <w:bottom w:val="single" w:sz="4" w:space="0" w:color="C9CFD4"/>
+              <w:right w:val="single" w:sz="4" w:space="0" w:color="C9CFD4"/>
+            </w:tcBorders>
+            <w:shd w:val="clear" w:color="auto" w:fill="F2F4F6"/>
+            <w:tcMar>
+              <w:top w:w="70" w:type="dxa"/>
+              <w:left w:w="100" w:type="dxa"/>
+              <w:bottom w:w="70" w:type="dxa"/>
+              <w:right w:w="100" w:type="dxa"/>
+            </w:tcMar>
+          </w:tcPr>
+          <w:p>
+            <w:pPr>
+              <w:spacing w:after="30"/>
+            </w:pPr>
+            <w:r>
+              <w:rPr>
+                <w:b/>
+                <w:bCs/>
+                <w:sz w:val="18"/>
+                <w:szCs w:val="18"/>
+              </w:rPr>
+              <w:t xml:space="preserve">Resultado obtenido</w:t>
+            </w:r>
+          </w:p>
+        </w:tc>
+        <w:tc>
+          <w:tcPr>
+            <w:tcW w:w="7160" w:type="dxa"/>
+            <w:tcBorders>
+              <w:top w:val="single" w:sz="4" w:space="0" w:color="C9CFD4"/>
+              <w:left w:val="single" w:sz="4" w:space="0" w:color="C9CFD4"/>
+              <w:bottom w:val="single" w:sz="4" w:space="0" w:color="C9CFD4"/>
+              <w:right w:val="single" w:sz="4" w:space="0" w:color="C9CFD4"/>
+            </w:tcBorders>
+            <w:tcMar>
+              <w:top w:w="70" w:type="dxa"/>
+              <w:left w:w="100" w:type="dxa"/>
+              <w:bottom w:w="70" w:type="dxa"/>
+              <w:right w:w="100" w:type="dxa"/>
+            </w:tcMar>
+          </w:tcPr>
+          <w:p>
+            <w:pPr>
+              <w:spacing w:after="30"/>
+            </w:pPr>
+            <w:r>
+              <w:rPr>
+                <w:sz w:val="18"/>
+                <w:szCs w:val="18"/>
+              </w:rPr>
+              <w:t xml:space="preserve">Muestra los 19 productos de la tienda. También pasa con «perro», «qwerty» y «xyz123».</w:t>
+            </w:r>
+          </w:p>
+        </w:tc>
+      </w:tr>
+      <w:tr>
+        <w:trPr>
+          <w:cantSplit/>
+        </w:trPr>
+        <w:tc>
+          <w:tcPr>
+            <w:tcW w:w="2200" w:type="dxa"/>
+            <w:tcBorders>
+              <w:top w:val="single" w:sz="4" w:space="0" w:color="C9CFD4"/>
+              <w:left w:val="single" w:sz="4" w:space="0" w:color="C9CFD4"/>
+              <w:bottom w:val="single" w:sz="4" w:space="0" w:color="C9CFD4"/>
+              <w:right w:val="single" w:sz="4" w:space="0" w:color="C9CFD4"/>
+            </w:tcBorders>
+            <w:shd w:val="clear" w:color="auto" w:fill="F2F4F6"/>
+            <w:tcMar>
+              <w:top w:w="70" w:type="dxa"/>
+              <w:left w:w="100" w:type="dxa"/>
+              <w:bottom w:w="70" w:type="dxa"/>
+              <w:right w:w="100" w:type="dxa"/>
+            </w:tcMar>
+          </w:tcPr>
+          <w:p>
+            <w:pPr>
+              <w:spacing w:after="30"/>
+            </w:pPr>
+            <w:r>
+              <w:rPr>
+                <w:b/>
+                <w:bCs/>
+                <w:sz w:val="18"/>
+                <w:szCs w:val="18"/>
+              </w:rPr>
+              <w:t xml:space="preserve">Evidencia</w:t>
+            </w:r>
+          </w:p>
+        </w:tc>
+        <w:tc>
+          <w:tcPr>
+            <w:tcW w:w="7160" w:type="dxa"/>
+            <w:tcBorders>
+              <w:top w:val="single" w:sz="4" w:space="0" w:color="C9CFD4"/>
+              <w:left w:val="single" w:sz="4" w:space="0" w:color="C9CFD4"/>
+              <w:bottom w:val="single" w:sz="4" w:space="0" w:color="C9CFD4"/>
+              <w:right w:val="single" w:sz="4" w:space="0" w:color="C9CFD4"/>
+            </w:tcBorders>
+            <w:tcMar>
+              <w:top w:w="70" w:type="dxa"/>
+              <w:left w:w="100" w:type="dxa"/>
+              <w:bottom w:w="70" w:type="dxa"/>
+              <w:right w:w="100" w:type="dxa"/>
+            </w:tcMar>
+          </w:tcPr>
+          <w:p>
+            <w:pPr>
+              <w:spacing w:after="30"/>
+            </w:pPr>
+            <w:r>
+              <w:rPr>
+                <w:sz w:val="18"/>
+                <w:szCs w:val="18"/>
+              </w:rPr>
+              <w:t xml:space="preserve">docs/evidencias/DEF-M02-005-busqueda-dragon-19-productos.png y DEF-M02-005-busqueda-dragon-sugerencias.png</w:t>
+            </w:r>
+          </w:p>
+        </w:tc>
+      </w:tr>
+      <w:tr>
+        <w:trPr>
+          <w:cantSplit/>
+        </w:trPr>
+        <w:tc>
+          <w:tcPr>
+            <w:tcW w:w="2200" w:type="dxa"/>
+            <w:tcBorders>
+              <w:top w:val="single" w:sz="4" w:space="0" w:color="C9CFD4"/>
+              <w:left w:val="single" w:sz="4" w:space="0" w:color="C9CFD4"/>
+              <w:bottom w:val="single" w:sz="4" w:space="0" w:color="C9CFD4"/>
+              <w:right w:val="single" w:sz="4" w:space="0" w:color="C9CFD4"/>
+            </w:tcBorders>
+            <w:shd w:val="clear" w:color="auto" w:fill="F2F4F6"/>
+            <w:tcMar>
+              <w:top w:w="70" w:type="dxa"/>
+              <w:left w:w="100" w:type="dxa"/>
+              <w:bottom w:w="70" w:type="dxa"/>
+              <w:right w:w="100" w:type="dxa"/>
+            </w:tcMar>
+          </w:tcPr>
+          <w:p>
+            <w:pPr>
+              <w:spacing w:after="30"/>
+            </w:pPr>
+            <w:r>
+              <w:rPr>
+                <w:b/>
+                <w:bCs/>
+                <w:sz w:val="18"/>
+                <w:szCs w:val="18"/>
+              </w:rPr>
+              <w:t xml:space="preserve">Severidad / prioridad</w:t>
+            </w:r>
+          </w:p>
+        </w:tc>
+        <w:tc>
+          <w:tcPr>
+            <w:tcW w:w="7160" w:type="dxa"/>
+            <w:tcBorders>
+              <w:top w:val="single" w:sz="4" w:space="0" w:color="C9CFD4"/>
+              <w:left w:val="single" w:sz="4" w:space="0" w:color="C9CFD4"/>
+              <w:bottom w:val="single" w:sz="4" w:space="0" w:color="C9CFD4"/>
+              <w:right w:val="single" w:sz="4" w:space="0" w:color="C9CFD4"/>
+            </w:tcBorders>
+            <w:tcMar>
+              <w:top w:w="70" w:type="dxa"/>
+              <w:left w:w="100" w:type="dxa"/>
+              <w:bottom w:w="70" w:type="dxa"/>
+              <w:right w:w="100" w:type="dxa"/>
+            </w:tcMar>
+          </w:tcPr>
+          <w:p>
+            <w:pPr>
+              <w:spacing w:after="30"/>
+            </w:pPr>
+            <w:r>
+              <w:rPr>
+                <w:sz w:val="18"/>
+                <w:szCs w:val="18"/>
+              </w:rPr>
+              <w:t xml:space="preserve">Media / media. El cliente ve productos que no buscó y no sabe que lo que busca no existe.</w:t>
+            </w:r>
+          </w:p>
+        </w:tc>
+      </w:tr>
+      <w:tr>
+        <w:trPr>
+          <w:cantSplit/>
+        </w:trPr>
+        <w:tc>
+          <w:tcPr>
+            <w:tcW w:w="2200" w:type="dxa"/>
+            <w:tcBorders>
+              <w:top w:val="single" w:sz="4" w:space="0" w:color="C9CFD4"/>
+              <w:left w:val="single" w:sz="4" w:space="0" w:color="C9CFD4"/>
+              <w:bottom w:val="single" w:sz="4" w:space="0" w:color="C9CFD4"/>
+              <w:right w:val="single" w:sz="4" w:space="0" w:color="C9CFD4"/>
+            </w:tcBorders>
+            <w:shd w:val="clear" w:color="auto" w:fill="F2F4F6"/>
+            <w:tcMar>
+              <w:top w:w="70" w:type="dxa"/>
+              <w:left w:w="100" w:type="dxa"/>
+              <w:bottom w:w="70" w:type="dxa"/>
+              <w:right w:w="100" w:type="dxa"/>
+            </w:tcMar>
+          </w:tcPr>
+          <w:p>
+            <w:pPr>
+              <w:spacing w:after="30"/>
+            </w:pPr>
+            <w:r>
+              <w:rPr>
+                <w:b/>
+                <w:bCs/>
+                <w:sz w:val="18"/>
+                <w:szCs w:val="18"/>
+              </w:rPr>
+              <w:t xml:space="preserve">Requisito</w:t>
+            </w:r>
+          </w:p>
+        </w:tc>
+        <w:tc>
+          <w:tcPr>
+            <w:tcW w:w="7160" w:type="dxa"/>
+            <w:tcBorders>
+              <w:top w:val="single" w:sz="4" w:space="0" w:color="C9CFD4"/>
+              <w:left w:val="single" w:sz="4" w:space="0" w:color="C9CFD4"/>
+              <w:bottom w:val="single" w:sz="4" w:space="0" w:color="C9CFD4"/>
+              <w:right w:val="single" w:sz="4" w:space="0" w:color="C9CFD4"/>
+            </w:tcBorders>
+            <w:tcMar>
+              <w:top w:w="70" w:type="dxa"/>
+              <w:left w:w="100" w:type="dxa"/>
+              <w:bottom w:w="70" w:type="dxa"/>
+              <w:right w:w="100" w:type="dxa"/>
+            </w:tcMar>
+          </w:tcPr>
+          <w:p>
+            <w:pPr>
+              <w:spacing w:after="30"/>
+            </w:pPr>
+            <w:r>
+              <w:rPr>
+                <w:sz w:val="18"/>
+                <w:szCs w:val="18"/>
+              </w:rPr>
+              <w:t xml:space="preserve">R7</w:t>
+            </w:r>
+          </w:p>
+        </w:tc>
+      </w:tr>
+      <w:tr>
+        <w:trPr>
+          <w:cantSplit/>
+        </w:trPr>
+        <w:tc>
+          <w:tcPr>
+            <w:tcW w:w="2200" w:type="dxa"/>
+            <w:tcBorders>
+              <w:top w:val="single" w:sz="4" w:space="0" w:color="C9CFD4"/>
+              <w:left w:val="single" w:sz="4" w:space="0" w:color="C9CFD4"/>
+              <w:bottom w:val="single" w:sz="4" w:space="0" w:color="C9CFD4"/>
+              <w:right w:val="single" w:sz="4" w:space="0" w:color="C9CFD4"/>
+            </w:tcBorders>
+            <w:shd w:val="clear" w:color="auto" w:fill="F2F4F6"/>
+            <w:tcMar>
+              <w:top w:w="70" w:type="dxa"/>
+              <w:left w:w="100" w:type="dxa"/>
+              <w:bottom w:w="70" w:type="dxa"/>
+              <w:right w:w="100" w:type="dxa"/>
+            </w:tcMar>
+          </w:tcPr>
+          <w:p>
+            <w:pPr>
+              <w:spacing w:after="30"/>
+            </w:pPr>
+            <w:r>
+              <w:rPr>
+                <w:b/>
+                <w:bCs/>
+                <w:sz w:val="18"/>
+                <w:szCs w:val="18"/>
+              </w:rPr>
+              <w:t xml:space="preserve">Nota</w:t>
+            </w:r>
+          </w:p>
+        </w:tc>
+        <w:tc>
+          <w:tcPr>
+            <w:tcW w:w="7160" w:type="dxa"/>
+            <w:tcBorders>
+              <w:top w:val="single" w:sz="4" w:space="0" w:color="C9CFD4"/>
+              <w:left w:val="single" w:sz="4" w:space="0" w:color="C9CFD4"/>
+              <w:bottom w:val="single" w:sz="4" w:space="0" w:color="C9CFD4"/>
+              <w:right w:val="single" w:sz="4" w:space="0" w:color="C9CFD4"/>
+            </w:tcBorders>
+            <w:tcMar>
+              <w:top w:w="70" w:type="dxa"/>
+              <w:left w:w="100" w:type="dxa"/>
+              <w:bottom w:w="70" w:type="dxa"/>
+              <w:right w:w="100" w:type="dxa"/>
+            </w:tcMar>
+          </w:tcPr>
+          <w:p>
+            <w:pPr>
+              <w:spacing w:after="30"/>
+            </w:pPr>
+            <w:r>
+              <w:rPr>
+                <w:sz w:val="18"/>
+                <w:szCs w:val="18"/>
+              </w:rPr>
+              <w:t xml:space="preserve">Puede ser la búsqueda aproximada de PrestaShop. Es una suposición: hay que revisar la documentación antes de registrarlo.</w:t>
             </w:r>
           </w:p>
         </w:tc>
@@ -6751,7 +7523,7 @@
       </w:pPr>
       <w:r>
         <w:rPr/>
-        <w:t xml:space="preserve">Los 5 defectos están en el proyecto PS de Jira, dentro de PS Sprint 1 (14 al 28 de octubre de 2026), junto con los 12 casos del carrito. Los defectos siguen en «Por hacer» porque nadie los ha corregido todavía. DEF-03 y DEF-04 se registrarán en el mismo sprint, citando el charter de la sesión exploratoria 1, cuando se reproduzcan en una instancia nueva.</w:t>
+        <w:t xml:space="preserve">Los 5 defectos están en el proyecto PS de Jira, dentro de PS Sprint 1 (14 al 28 de octubre de 2026), junto con los 12 casos del carrito. Los defectos siguen en «Por hacer» porque nadie los ha corregido todavía. DEF-03, DEF-04 y DEF-05 se registrarán cuando los reproduzca en una instancia nueva.</w:t>
       </w:r>
     </w:p>
     <w:tbl>
@@ -7064,7 +7836,7 @@
       </w:pPr>
       <w:r>
         <w:rPr/>
-        <w:t xml:space="preserve">7 defectos: los 5 de la v1 reproducidos desde cero; DEF-03 y DEF-04 por reproducir en una instancia nueva antes de registrarlos en Jira.</w:t>
+        <w:t xml:space="preserve">8 defectos: los 5 de la v1 reproducidos desde cero; DEF-03 a DEF-05 por reproducir.</w:t>
       </w:r>
     </w:p>
     <w:p>

--- a/docs/Reporte de defectos v1 — PrestaShop.docx
+++ b/docs/Reporte de defectos v1 — PrestaShop.docx
@@ -109,23 +109,7 @@
                 <w:sz w:val="20"/>
                 <w:szCs w:val="20"/>
               </w:rPr>
-              <w:t xml:space="preserve">: 5 funcionales (DEF-01 a DEF-05) y 3 de accesibilidad (A11Y-01 a A11Y-03). Los 5 primeros ya están en Jira. DEF-03, DEF-04 y DEF-05 son del 21 de octubre y están </w:t>
-            </w:r>
-            <w:r>
-              <w:rPr>
-                <w:b/>
-                <w:bCs/>
-                <w:sz w:val="20"/>
-                <w:szCs w:val="20"/>
-              </w:rPr>
-              <w:t xml:space="preserve">por registrar</w:t>
-            </w:r>
-            <w:r>
-              <w:rPr>
-                <w:sz w:val="20"/>
-                <w:szCs w:val="20"/>
-              </w:rPr>
-              <w:t xml:space="preserve">.</w:t>
+              <w:t xml:space="preserve">: 5 funcionales (DEF-01 a DEF-05) y 3 de accesibilidad (A11Y-01 a A11Y-03). Todos se reprodujeron en la demo y están en Jira: tablero del proyecto PS.</w:t>
             </w:r>
           </w:p>
         </w:tc>
@@ -1379,7 +1363,7 @@
                 <w:sz w:val="18"/>
                 <w:szCs w:val="18"/>
               </w:rPr>
-              <w:t xml:space="preserve">Por registrar</w:t>
+              <w:t xml:space="preserve">PS-20</w:t>
             </w:r>
           </w:p>
         </w:tc>
@@ -1587,7 +1571,7 @@
                 <w:sz w:val="18"/>
                 <w:szCs w:val="18"/>
               </w:rPr>
-              <w:t xml:space="preserve">Por registrar</w:t>
+              <w:t xml:space="preserve">PS-21</w:t>
             </w:r>
           </w:p>
         </w:tc>
@@ -1795,7 +1779,7 @@
                 <w:sz w:val="18"/>
                 <w:szCs w:val="18"/>
               </w:rPr>
-              <w:t xml:space="preserve">Por registrar</w:t>
+              <w:t xml:space="preserve">PS-22</w:t>
             </w:r>
           </w:p>
         </w:tc>
@@ -2436,7 +2420,7 @@
       </w:pPr>
       <w:r>
         <w:rPr/>
-        <w:t xml:space="preserve">Severidad (impacto) y prioridad (urgencia) son propuestas del autor, cada una con su justificación en el detalle. «Nuevo» es el estado «Por hacer» de Jira y «Por registrar» quiere decir que todavía no está en Jira. Los requisitos (R1 a R7) están en la Matriz de trazabilidad v1.</w:t>
+        <w:t xml:space="preserve">Severidad (impacto) y prioridad (urgencia) son propuestas del autor, cada una con su justificación en el detalle. «Nuevo» es el estado «Por hacer» de Jira. Los requisitos (R1 a R7) están en la Matriz de trazabilidad v1.</w:t>
       </w:r>
     </w:p>
     <w:p>
@@ -3011,7 +2995,7 @@
                 <w:sz w:val="18"/>
                 <w:szCs w:val="18"/>
               </w:rPr>
-              <w:t xml:space="preserve">Parece que calcula con €22.944 (20 % de descuento sobre €28.68 sin redondear) y en pantalla muestra €22.94. Es una hipótesis: no hay acceso al código.</w:t>
+              <w:t xml:space="preserve">Parece que calcula con €22.944 (20 % de descuento sobre €28.68 sin redondear) y en pantalla muestra €22.94. Es una hipótesis: no hay acceso al código. El 21 de octubre se repitió con la talla M negra: €45.89 en vez de €45.88.</w:t>
             </w:r>
           </w:p>
         </w:tc>
@@ -3311,7 +3295,7 @@
                 <w:sz w:val="18"/>
                 <w:szCs w:val="18"/>
               </w:rPr>
-              <w:t xml:space="preserve">Al borrar, el campo pone 1 solo y queda 17. Lo mismo con -1 (11), 1.5 (15) y 007 (107). Con «abc» el carrito baja a 1. No sale ningún mensaje.</w:t>
+              <w:t xml:space="preserve">Al borrar, el campo pone 1 solo y queda 17. Lo mismo con -1 (11), 1.5 (15) y 007 (107). Con «abc» el carrito baja a 1. No sale ningún mensaje. El 21 de octubre se repitió con la talla M negra: quedó en 17.</w:t>
             </w:r>
           </w:p>
         </w:tc>
@@ -3809,7 +3793,7 @@
                 <w:sz w:val="18"/>
                 <w:szCs w:val="18"/>
               </w:rPr>
-              <w:t xml:space="preserve">Error 500 y la página queda en blanco. Lo mismo con «x@». Desde la pantalla normal, el navegador no deja enviar «ana@».</w:t>
+              <w:t xml:space="preserve">Error 500 y la página queda en blanco. Lo mismo con «x@» y en el formulario de invitado del checkout (CK-01). Desde la pantalla normal, el navegador no deja enviar «ana@».</w:t>
             </w:r>
           </w:p>
         </w:tc>
@@ -4073,7 +4057,7 @@
                 <w:sz w:val="18"/>
                 <w:szCs w:val="18"/>
               </w:rPr>
-              <w:t xml:space="preserve">Falta reproducirlo en otra instancia y registrarlo en Jira.</w:t>
+              <w:t xml:space="preserve">Reproducido el 21 de octubre en previous-wrist.demo.prestashop.com. Jira: PS-20.</w:t>
             </w:r>
           </w:p>
         </w:tc>
@@ -4637,7 +4621,7 @@
                 <w:sz w:val="18"/>
                 <w:szCs w:val="18"/>
               </w:rPr>
-              <w:t xml:space="preserve">En la captura la contraseña está vacía para no crear una cuenta; esos errores no son parte del defecto.</w:t>
+              <w:t xml:space="preserve">En la captura la contraseña está vacía para no crear una cuenta; esos errores no son parte del defecto. Reproducido el 21 de octubre en otra instancia. Jira: PS-21.</w:t>
             </w:r>
           </w:p>
         </w:tc>
@@ -5201,7 +5185,7 @@
                 <w:sz w:val="18"/>
                 <w:szCs w:val="18"/>
               </w:rPr>
-              <w:t xml:space="preserve">Puede ser la búsqueda aproximada de PrestaShop. Es una suposición: hay que revisar la documentación antes de registrarlo.</w:t>
+              <w:t xml:space="preserve">Puede ser la búsqueda aproximada de PrestaShop. Es una suposición: no hay acceso a la configuración. Reproducido el 21 de octubre en otra instancia. Jira: PS-22.</w:t>
             </w:r>
           </w:p>
         </w:tc>
@@ -7523,7 +7507,7 @@
       </w:pPr>
       <w:r>
         <w:rPr/>
-        <w:t xml:space="preserve">Los 5 defectos están en el proyecto PS de Jira, dentro de PS Sprint 1 (14 al 28 de octubre de 2026), junto con los 12 casos del carrito. Los defectos siguen en «Por hacer» porque nadie los ha corregido todavía. DEF-03, DEF-04 y DEF-05 se registrarán cuando los reproduzca en una instancia nueva.</w:t>
+        <w:t xml:space="preserve">Los 8 defectos están en el proyecto PS de Jira, dentro de PS Sprint 1 (14 al 28 de octubre de 2026), con su captura adjunta. DEF-03 a DEF-05 son PS-20, PS-21 y PS-22. Siguen en «Por hacer» porque nadie los ha corregido todavía.</w:t>
       </w:r>
     </w:p>
     <w:tbl>
@@ -7836,7 +7820,7 @@
       </w:pPr>
       <w:r>
         <w:rPr/>
-        <w:t xml:space="preserve">8 defectos: los 5 de la v1 reproducidos desde cero; DEF-03 a DEF-05 por reproducir.</w:t>
+        <w:t xml:space="preserve">8 defectos, cada uno reproducido desde cero y registrado en Jira.</w:t>
       </w:r>
     </w:p>
     <w:p>
